--- a/transcribed_interviews/mexico_arlette_covarrubias_16-05-2024.docx
+++ b/transcribed_interviews/mexico_arlette_covarrubias_16-05-2024.docx
@@ -346,15 +346,15 @@
           <w:rFonts w:eastAsia="Times New Roman" w:cs="Times New Roman"/>
           <w:lang w:val="es-MX" w:eastAsia="es-MX"/>
         </w:rPr>
-        <w:t>[00:00 - 00</w:t>
-      </w:r>
-      <w:r>
-        <w:rPr>
-          <w:rFonts w:eastAsia="Times New Roman" w:cs="Times New Roman"/>
-          <w:color w:val="0070C0"/>
-          <w:lang w:val="es-MX" w:eastAsia="es-MX"/>
-        </w:rPr>
-        <w:t xml:space="preserve">:10] </w:t>
+        <w:t/>
+      </w:r>
+      <w:r>
+        <w:rPr>
+          <w:rFonts w:eastAsia="Times New Roman" w:cs="Times New Roman"/>
+          <w:color w:val="0070C0"/>
+          <w:lang w:val="es-MX" w:eastAsia="es-MX"/>
+        </w:rPr>
+        <w:t xml:space="preserve"/>
       </w:r>
       <w:r>
         <w:rPr>
@@ -379,7 +379,7 @@
           <w:color w:val="0070C0"/>
           <w:lang w:val="es-MX" w:eastAsia="es-MX"/>
         </w:rPr>
-        <w:t xml:space="preserve">[00:12 - 00:23] </w:t>
+        <w:t xml:space="preserve"/>
       </w:r>
       <w:r>
         <w:rPr>
@@ -404,7 +404,7 @@
           <w:color w:val="0070C0"/>
           <w:lang w:val="es-MX" w:eastAsia="es-MX"/>
         </w:rPr>
-        <w:t xml:space="preserve">[00:23 - 00:35] </w:t>
+        <w:t xml:space="preserve"/>
       </w:r>
       <w:r>
         <w:rPr>
@@ -429,7 +429,7 @@
           <w:color w:val="0070C0"/>
           <w:lang w:val="es-MX" w:eastAsia="es-MX"/>
         </w:rPr>
-        <w:t xml:space="preserve">[00:35 - 00:41] </w:t>
+        <w:t xml:space="preserve"/>
       </w:r>
       <w:r>
         <w:rPr>
@@ -454,7 +454,7 @@
           <w:color w:val="0070C0"/>
           <w:lang w:val="es-MX" w:eastAsia="es-MX"/>
         </w:rPr>
-        <w:t xml:space="preserve">[00:42 - 00:49] </w:t>
+        <w:t xml:space="preserve"/>
       </w:r>
       <w:r>
         <w:rPr>
@@ -479,7 +479,7 @@
           <w:color w:val="0070C0"/>
           <w:lang w:val="es-MX" w:eastAsia="es-MX"/>
         </w:rPr>
-        <w:t xml:space="preserve">[00:49 - 00:59] </w:t>
+        <w:t xml:space="preserve"/>
       </w:r>
       <w:r>
         <w:rPr>
@@ -504,7 +504,7 @@
           <w:color w:val="0070C0"/>
           <w:lang w:val="es-MX" w:eastAsia="es-MX"/>
         </w:rPr>
-        <w:t xml:space="preserve">[00:59 - 01:13] </w:t>
+        <w:t xml:space="preserve"/>
       </w:r>
       <w:r>
         <w:rPr>
@@ -529,7 +529,7 @@
           <w:color w:val="0070C0"/>
           <w:lang w:val="es-MX" w:eastAsia="es-MX"/>
         </w:rPr>
-        <w:t xml:space="preserve">[01:14 - 01:26] </w:t>
+        <w:t xml:space="preserve"/>
       </w:r>
       <w:r>
         <w:rPr>
@@ -555,7 +555,7 @@
           <w:lang w:val="es-MX" w:eastAsia="es-MX"/>
         </w:rPr>
         <w:lastRenderedPageBreak/>
-        <w:t xml:space="preserve">[01:27 - 01:38] </w:t>
+        <w:t xml:space="preserve"/>
       </w:r>
       <w:r>
         <w:rPr>
@@ -580,7 +580,7 @@
           <w:color w:val="0070C0"/>
           <w:lang w:val="es-MX" w:eastAsia="es-MX"/>
         </w:rPr>
-        <w:t xml:space="preserve">[01:39 - 01:43] </w:t>
+        <w:t xml:space="preserve"/>
       </w:r>
       <w:r>
         <w:rPr>
@@ -605,7 +605,7 @@
           <w:color w:val="0070C0"/>
           <w:lang w:val="es-MX" w:eastAsia="es-MX"/>
         </w:rPr>
-        <w:t xml:space="preserve">[01:43 - 01:53] </w:t>
+        <w:t xml:space="preserve"/>
       </w:r>
       <w:r>
         <w:rPr>
@@ -630,7 +630,7 @@
           <w:color w:val="0070C0"/>
           <w:lang w:val="es-MX" w:eastAsia="es-MX"/>
         </w:rPr>
-        <w:t xml:space="preserve">[01:54 - 02:06] </w:t>
+        <w:t xml:space="preserve"/>
       </w:r>
       <w:r>
         <w:rPr>
@@ -655,7 +655,7 @@
           <w:color w:val="0070C0"/>
           <w:lang w:val="es-MX" w:eastAsia="es-MX"/>
         </w:rPr>
-        <w:t xml:space="preserve">[02:06 - 02:17] </w:t>
+        <w:t xml:space="preserve"/>
       </w:r>
       <w:r>
         <w:rPr>
@@ -680,7 +680,7 @@
           <w:color w:val="0070C0"/>
           <w:lang w:val="es-MX" w:eastAsia="es-MX"/>
         </w:rPr>
-        <w:t xml:space="preserve">[02:17 - 02:26] </w:t>
+        <w:t xml:space="preserve"/>
       </w:r>
       <w:r>
         <w:rPr>
@@ -705,7 +705,7 @@
           <w:color w:val="0070C0"/>
           <w:lang w:val="es-MX" w:eastAsia="es-MX"/>
         </w:rPr>
-        <w:t xml:space="preserve">[02:27 - 02:41] </w:t>
+        <w:t xml:space="preserve"/>
       </w:r>
       <w:r>
         <w:rPr>
@@ -761,7 +761,7 @@
           <w:color w:val="0070C0"/>
           <w:lang w:val="es-MX" w:eastAsia="es-MX"/>
         </w:rPr>
-        <w:t xml:space="preserve">[02:42 - 02:53] </w:t>
+        <w:t xml:space="preserve"/>
       </w:r>
       <w:r>
         <w:rPr>
@@ -786,7 +786,7 @@
           <w:color w:val="0070C0"/>
           <w:lang w:val="es-MX" w:eastAsia="es-MX"/>
         </w:rPr>
-        <w:t xml:space="preserve">[02:55 - 03:07] </w:t>
+        <w:t xml:space="preserve"/>
       </w:r>
       <w:r>
         <w:rPr>
@@ -811,7 +811,7 @@
           <w:color w:val="0070C0"/>
           <w:lang w:val="es-MX" w:eastAsia="es-MX"/>
         </w:rPr>
-        <w:t xml:space="preserve">[03:07 - 03:19] </w:t>
+        <w:t xml:space="preserve"/>
       </w:r>
       <w:r>
         <w:rPr>
@@ -836,7 +836,7 @@
           <w:color w:val="0070C0"/>
           <w:lang w:val="es-MX" w:eastAsia="es-MX"/>
         </w:rPr>
-        <w:t xml:space="preserve">[03:20 - 03:31] </w:t>
+        <w:t xml:space="preserve"/>
       </w:r>
       <w:r>
         <w:rPr>
@@ -861,7 +861,7 @@
           <w:color w:val="0070C0"/>
           <w:lang w:val="es-MX" w:eastAsia="es-MX"/>
         </w:rPr>
-        <w:t xml:space="preserve">[03:31 - 03:37] </w:t>
+        <w:t xml:space="preserve"/>
       </w:r>
       <w:r>
         <w:rPr>
@@ -886,7 +886,7 @@
           <w:color w:val="0070C0"/>
           <w:lang w:val="es-MX" w:eastAsia="es-MX"/>
         </w:rPr>
-        <w:t xml:space="preserve">[03:37 - 03:51] </w:t>
+        <w:t xml:space="preserve"/>
       </w:r>
       <w:r>
         <w:rPr>
@@ -912,7 +912,7 @@
           <w:lang w:val="es-MX" w:eastAsia="es-MX"/>
         </w:rPr>
         <w:lastRenderedPageBreak/>
-        <w:t xml:space="preserve">[03:51 - 03:58] </w:t>
+        <w:t xml:space="preserve"/>
       </w:r>
       <w:r>
         <w:rPr>
@@ -937,7 +937,7 @@
           <w:color w:val="0070C0"/>
           <w:lang w:val="es-MX" w:eastAsia="es-MX"/>
         </w:rPr>
-        <w:t xml:space="preserve">[03:58 - 04:09] </w:t>
+        <w:t xml:space="preserve"/>
       </w:r>
       <w:r>
         <w:rPr>
@@ -962,7 +962,7 @@
           <w:color w:val="0070C0"/>
           <w:lang w:val="es-MX" w:eastAsia="es-MX"/>
         </w:rPr>
-        <w:t xml:space="preserve">[04:10 - 04:15] </w:t>
+        <w:t xml:space="preserve"/>
       </w:r>
       <w:r>
         <w:rPr>
@@ -987,7 +987,7 @@
           <w:color w:val="0070C0"/>
           <w:lang w:val="es-MX" w:eastAsia="es-MX"/>
         </w:rPr>
-        <w:t xml:space="preserve">[04:16 - 04:26] </w:t>
+        <w:t xml:space="preserve"/>
       </w:r>
       <w:r>
         <w:rPr>
@@ -1012,7 +1012,7 @@
           <w:color w:val="0070C0"/>
           <w:lang w:val="es-MX" w:eastAsia="es-MX"/>
         </w:rPr>
-        <w:t xml:space="preserve">[04:27 - 04:34] </w:t>
+        <w:t xml:space="preserve"/>
       </w:r>
       <w:r>
         <w:rPr>
@@ -1037,7 +1037,7 @@
           <w:color w:val="0070C0"/>
           <w:lang w:val="es-MX" w:eastAsia="es-MX"/>
         </w:rPr>
-        <w:t xml:space="preserve">[04:35 - 04:47] </w:t>
+        <w:t xml:space="preserve"/>
       </w:r>
       <w:r>
         <w:rPr>
@@ -1062,7 +1062,7 @@
           <w:color w:val="0070C0"/>
           <w:lang w:val="es-MX" w:eastAsia="es-MX"/>
         </w:rPr>
-        <w:t xml:space="preserve">[04:47 - 04:54] </w:t>
+        <w:t xml:space="preserve"/>
       </w:r>
       <w:r>
         <w:rPr>
@@ -1087,7 +1087,7 @@
           <w:color w:val="0070C0"/>
           <w:lang w:val="es-MX" w:eastAsia="es-MX"/>
         </w:rPr>
-        <w:t xml:space="preserve">[04:57 - 05:09] </w:t>
+        <w:t xml:space="preserve"/>
       </w:r>
       <w:r>
         <w:rPr>
@@ -1112,7 +1112,7 @@
           <w:color w:val="0070C0"/>
           <w:lang w:val="es-MX" w:eastAsia="es-MX"/>
         </w:rPr>
-        <w:t xml:space="preserve">[05:10 - 05:23] </w:t>
+        <w:t xml:space="preserve"/>
       </w:r>
       <w:r>
         <w:rPr>
@@ -1137,7 +1137,7 @@
           <w:color w:val="0070C0"/>
           <w:lang w:val="es-MX" w:eastAsia="es-MX"/>
         </w:rPr>
-        <w:t xml:space="preserve">[05:25 - 05:29] </w:t>
+        <w:t xml:space="preserve"/>
       </w:r>
       <w:r>
         <w:rPr>
@@ -1162,7 +1162,7 @@
           <w:color w:val="0070C0"/>
           <w:lang w:val="es-MX" w:eastAsia="es-MX"/>
         </w:rPr>
-        <w:t xml:space="preserve">[05:31 - 05:44] </w:t>
+        <w:t xml:space="preserve"/>
       </w:r>
       <w:r>
         <w:rPr>
@@ -1187,7 +1187,7 @@
           <w:color w:val="0070C0"/>
           <w:lang w:val="es-MX" w:eastAsia="es-MX"/>
         </w:rPr>
-        <w:t xml:space="preserve">[05:44 - 05:56] </w:t>
+        <w:t xml:space="preserve"/>
       </w:r>
       <w:r>
         <w:rPr>
@@ -1212,7 +1212,7 @@
           <w:color w:val="0070C0"/>
           <w:lang w:val="es-MX" w:eastAsia="es-MX"/>
         </w:rPr>
-        <w:t xml:space="preserve">[05:57 - 06:08] </w:t>
+        <w:t xml:space="preserve"/>
       </w:r>
       <w:r>
         <w:rPr>
@@ -1237,7 +1237,7 @@
           <w:color w:val="0070C0"/>
           <w:lang w:val="es-MX" w:eastAsia="es-MX"/>
         </w:rPr>
-        <w:t xml:space="preserve">[06:08 - 06:20] </w:t>
+        <w:t xml:space="preserve"/>
       </w:r>
       <w:r>
         <w:rPr>
@@ -1263,7 +1263,7 @@
           <w:lang w:val="es-MX" w:eastAsia="es-MX"/>
         </w:rPr>
         <w:lastRenderedPageBreak/>
-        <w:t xml:space="preserve">[06:21 - 06:29] </w:t>
+        <w:t xml:space="preserve"/>
       </w:r>
       <w:r>
         <w:rPr>
@@ -1288,7 +1288,7 @@
           <w:color w:val="0070C0"/>
           <w:lang w:val="es-MX" w:eastAsia="es-MX"/>
         </w:rPr>
-        <w:t xml:space="preserve">[06:29 - 06:38] </w:t>
+        <w:t xml:space="preserve"/>
       </w:r>
       <w:r>
         <w:rPr>
@@ -1313,7 +1313,7 @@
           <w:color w:val="0070C0"/>
           <w:lang w:val="es-MX" w:eastAsia="es-MX"/>
         </w:rPr>
-        <w:t xml:space="preserve">[06:38 - 06:46] </w:t>
+        <w:t xml:space="preserve"/>
       </w:r>
       <w:r>
         <w:rPr>
@@ -1338,7 +1338,7 @@
           <w:color w:val="0070C0"/>
           <w:lang w:val="es-MX" w:eastAsia="es-MX"/>
         </w:rPr>
-        <w:t xml:space="preserve">[06:48 - 06:58] </w:t>
+        <w:t xml:space="preserve"/>
       </w:r>
       <w:r>
         <w:rPr>
@@ -1363,7 +1363,7 @@
           <w:color w:val="0070C0"/>
           <w:lang w:val="es-MX" w:eastAsia="es-MX"/>
         </w:rPr>
-        <w:t xml:space="preserve">[06:58 - 07:09] </w:t>
+        <w:t xml:space="preserve"/>
       </w:r>
       <w:r>
         <w:rPr>
@@ -1388,7 +1388,7 @@
           <w:color w:val="0070C0"/>
           <w:lang w:val="es-MX" w:eastAsia="es-MX"/>
         </w:rPr>
-        <w:t xml:space="preserve">[07:09 - 07:18] </w:t>
+        <w:t xml:space="preserve"/>
       </w:r>
       <w:r>
         <w:rPr>
@@ -1413,7 +1413,7 @@
           <w:color w:val="0070C0"/>
           <w:lang w:val="es-MX" w:eastAsia="es-MX"/>
         </w:rPr>
-        <w:t xml:space="preserve">[07:18 - 07:26] </w:t>
+        <w:t xml:space="preserve"/>
       </w:r>
       <w:r>
         <w:rPr>
@@ -1438,7 +1438,7 @@
           <w:color w:val="0070C0"/>
           <w:lang w:val="es-MX" w:eastAsia="es-MX"/>
         </w:rPr>
-        <w:t xml:space="preserve">[07:27 - 07:35] </w:t>
+        <w:t xml:space="preserve"/>
       </w:r>
       <w:r>
         <w:rPr>
@@ -1494,7 +1494,7 @@
           <w:color w:val="0070C0"/>
           <w:lang w:val="es-MX" w:eastAsia="es-MX"/>
         </w:rPr>
-        <w:t xml:space="preserve">[07:35 - 07:37] </w:t>
+        <w:t xml:space="preserve"/>
       </w:r>
       <w:r>
         <w:rPr>
@@ -1550,7 +1550,7 @@
           <w:color w:val="0070C0"/>
           <w:lang w:val="es-MX" w:eastAsia="es-MX"/>
         </w:rPr>
-        <w:t xml:space="preserve">[07:38 - 07:38] </w:t>
+        <w:t xml:space="preserve"/>
       </w:r>
       <w:r>
         <w:rPr>
@@ -1606,7 +1606,7 @@
           <w:color w:val="0070C0"/>
           <w:lang w:val="es-MX" w:eastAsia="es-MX"/>
         </w:rPr>
-        <w:t xml:space="preserve">[07:39 - 07:50] </w:t>
+        <w:t xml:space="preserve"/>
       </w:r>
       <w:r>
         <w:rPr>
@@ -1631,7 +1631,7 @@
           <w:color w:val="0070C0"/>
           <w:lang w:val="es-MX" w:eastAsia="es-MX"/>
         </w:rPr>
-        <w:t xml:space="preserve">[07:50 - 08:00] </w:t>
+        <w:t xml:space="preserve"/>
       </w:r>
       <w:r>
         <w:rPr>
@@ -1688,7 +1688,7 @@
           <w:lang w:val="es-MX" w:eastAsia="es-MX"/>
         </w:rPr>
         <w:lastRenderedPageBreak/>
-        <w:t xml:space="preserve">[08:02 - 08:06] </w:t>
+        <w:t xml:space="preserve"/>
       </w:r>
       <w:r>
         <w:rPr>
@@ -1744,7 +1744,7 @@
           <w:color w:val="0070C0"/>
           <w:lang w:val="es-MX" w:eastAsia="es-MX"/>
         </w:rPr>
-        <w:t xml:space="preserve">[08:06 - 08:08] </w:t>
+        <w:t xml:space="preserve"/>
       </w:r>
       <w:r>
         <w:rPr>
@@ -1800,7 +1800,7 @@
           <w:color w:val="0070C0"/>
           <w:lang w:val="es-MX" w:eastAsia="es-MX"/>
         </w:rPr>
-        <w:t xml:space="preserve">[08:08 - 08:18] </w:t>
+        <w:t xml:space="preserve"/>
       </w:r>
       <w:r>
         <w:rPr>
@@ -1825,7 +1825,7 @@
           <w:color w:val="0070C0"/>
           <w:lang w:val="es-MX" w:eastAsia="es-MX"/>
         </w:rPr>
-        <w:t xml:space="preserve">[08:18 - 08:28] </w:t>
+        <w:t xml:space="preserve"/>
       </w:r>
       <w:r>
         <w:rPr>
@@ -1850,7 +1850,7 @@
           <w:color w:val="0070C0"/>
           <w:lang w:val="es-MX" w:eastAsia="es-MX"/>
         </w:rPr>
-        <w:t xml:space="preserve">[08:28 - 08:39] </w:t>
+        <w:t xml:space="preserve"/>
       </w:r>
       <w:r>
         <w:rPr>
@@ -1875,7 +1875,7 @@
           <w:color w:val="0070C0"/>
           <w:lang w:val="es-MX" w:eastAsia="es-MX"/>
         </w:rPr>
-        <w:t xml:space="preserve">[08:39 - 08:50] </w:t>
+        <w:t xml:space="preserve"/>
       </w:r>
       <w:r>
         <w:rPr>
@@ -1900,7 +1900,7 @@
           <w:color w:val="0070C0"/>
           <w:lang w:val="es-MX" w:eastAsia="es-MX"/>
         </w:rPr>
-        <w:t xml:space="preserve">[08:50 - 09:00] </w:t>
+        <w:t xml:space="preserve"/>
       </w:r>
       <w:r>
         <w:rPr>
@@ -1925,7 +1925,7 @@
           <w:color w:val="0070C0"/>
           <w:lang w:val="es-MX" w:eastAsia="es-MX"/>
         </w:rPr>
-        <w:t xml:space="preserve">[09:01 - 09:11] </w:t>
+        <w:t xml:space="preserve"/>
       </w:r>
       <w:r>
         <w:rPr>
@@ -1950,7 +1950,7 @@
           <w:color w:val="0070C0"/>
           <w:lang w:val="es-MX" w:eastAsia="es-MX"/>
         </w:rPr>
-        <w:t xml:space="preserve">[09:11 - 09:24] </w:t>
+        <w:t xml:space="preserve"/>
       </w:r>
       <w:r>
         <w:rPr>
@@ -1975,7 +1975,7 @@
           <w:color w:val="0070C0"/>
           <w:lang w:val="es-MX" w:eastAsia="es-MX"/>
         </w:rPr>
-        <w:t xml:space="preserve">[09:24 - 09:31] </w:t>
+        <w:t xml:space="preserve"/>
       </w:r>
       <w:r>
         <w:rPr>
@@ -2000,7 +2000,7 @@
           <w:color w:val="0070C0"/>
           <w:lang w:val="es-MX" w:eastAsia="es-MX"/>
         </w:rPr>
-        <w:t xml:space="preserve">[09:31 - 09:40] </w:t>
+        <w:t xml:space="preserve"/>
       </w:r>
       <w:r>
         <w:rPr>
@@ -2025,7 +2025,7 @@
           <w:color w:val="0070C0"/>
           <w:lang w:val="es-MX" w:eastAsia="es-MX"/>
         </w:rPr>
-        <w:t xml:space="preserve">[09:40 - 09:53] </w:t>
+        <w:t xml:space="preserve"/>
       </w:r>
       <w:r>
         <w:rPr>
@@ -2050,7 +2050,7 @@
           <w:color w:val="0070C0"/>
           <w:lang w:val="es-MX" w:eastAsia="es-MX"/>
         </w:rPr>
-        <w:t xml:space="preserve">[09:53 - 10:05] </w:t>
+        <w:t xml:space="preserve"/>
       </w:r>
       <w:r>
         <w:rPr>
@@ -2076,7 +2076,7 @@
           <w:lang w:val="es-MX" w:eastAsia="es-MX"/>
         </w:rPr>
         <w:lastRenderedPageBreak/>
-        <w:t xml:space="preserve">[10:06 - 10:18] </w:t>
+        <w:t xml:space="preserve"/>
       </w:r>
       <w:r>
         <w:rPr>
@@ -2101,7 +2101,7 @@
           <w:color w:val="0070C0"/>
           <w:lang w:val="es-MX" w:eastAsia="es-MX"/>
         </w:rPr>
-        <w:t xml:space="preserve">[10:19 - 10:29] </w:t>
+        <w:t xml:space="preserve"/>
       </w:r>
       <w:r>
         <w:rPr>
@@ -2157,7 +2157,7 @@
           <w:color w:val="0070C0"/>
           <w:lang w:val="es-MX" w:eastAsia="es-MX"/>
         </w:rPr>
-        <w:t xml:space="preserve">[10:30 - 10:35] </w:t>
+        <w:t xml:space="preserve"/>
       </w:r>
       <w:r>
         <w:rPr>
@@ -2215,7 +2215,7 @@
           <w:color w:val="0070C0"/>
           <w:lang w:val="es-MX" w:eastAsia="es-MX"/>
         </w:rPr>
-        <w:t xml:space="preserve">[10:35 - 10:44] </w:t>
+        <w:t xml:space="preserve"/>
       </w:r>
       <w:r>
         <w:rPr>
@@ -2271,7 +2271,7 @@
           <w:color w:val="0070C0"/>
           <w:lang w:val="es-MX" w:eastAsia="es-MX"/>
         </w:rPr>
-        <w:t xml:space="preserve">[10:45 - 10:46] </w:t>
+        <w:t xml:space="preserve"/>
       </w:r>
       <w:r>
         <w:rPr>
@@ -2327,7 +2327,7 @@
           <w:color w:val="0070C0"/>
           <w:lang w:val="es-MX" w:eastAsia="es-MX"/>
         </w:rPr>
-        <w:t xml:space="preserve">[10:47 - 10:53] </w:t>
+        <w:t xml:space="preserve"/>
       </w:r>
       <w:r>
         <w:rPr>
@@ -2383,7 +2383,7 @@
           <w:color w:val="0070C0"/>
           <w:lang w:val="es-MX" w:eastAsia="es-MX"/>
         </w:rPr>
-        <w:t xml:space="preserve">[10:53 - 11:02] </w:t>
+        <w:t xml:space="preserve"/>
       </w:r>
       <w:r>
         <w:rPr>
@@ -2408,7 +2408,7 @@
           <w:color w:val="0070C0"/>
           <w:lang w:val="es-MX" w:eastAsia="es-MX"/>
         </w:rPr>
-        <w:t xml:space="preserve">[11:02 - 11:06] </w:t>
+        <w:t xml:space="preserve"/>
       </w:r>
       <w:r>
         <w:rPr>
@@ -2464,7 +2464,7 @@
           <w:color w:val="0070C0"/>
           <w:lang w:val="es-MX" w:eastAsia="es-MX"/>
         </w:rPr>
-        <w:t xml:space="preserve">[11:07 - 11:07] </w:t>
+        <w:t xml:space="preserve"/>
       </w:r>
       <w:r>
         <w:rPr>
@@ -2523,7 +2523,7 @@
           <w:lang w:val="es-MX" w:eastAsia="es-MX"/>
         </w:rPr>
         <w:lastRenderedPageBreak/>
-        <w:t xml:space="preserve">[11:08 - 11:18] </w:t>
+        <w:t xml:space="preserve"/>
       </w:r>
       <w:r>
         <w:rPr>
@@ -2548,7 +2548,7 @@
           <w:color w:val="0070C0"/>
           <w:lang w:val="es-MX" w:eastAsia="es-MX"/>
         </w:rPr>
-        <w:t xml:space="preserve">[11:19 - 11:25] </w:t>
+        <w:t xml:space="preserve"/>
       </w:r>
       <w:r>
         <w:rPr>
@@ -2604,7 +2604,7 @@
           <w:color w:val="0070C0"/>
           <w:lang w:val="es-MX" w:eastAsia="es-MX"/>
         </w:rPr>
-        <w:t xml:space="preserve">[11:28 - 11:38] </w:t>
+        <w:t xml:space="preserve"/>
       </w:r>
       <w:r>
         <w:rPr>
@@ -2629,7 +2629,7 @@
           <w:color w:val="0070C0"/>
           <w:lang w:val="es-MX" w:eastAsia="es-MX"/>
         </w:rPr>
-        <w:t xml:space="preserve">[11:38 - 11:49] </w:t>
+        <w:t xml:space="preserve"/>
       </w:r>
       <w:r>
         <w:rPr>
@@ -2654,7 +2654,7 @@
           <w:color w:val="0070C0"/>
           <w:lang w:val="es-MX" w:eastAsia="es-MX"/>
         </w:rPr>
-        <w:t xml:space="preserve">[11:49 - 12:02] </w:t>
+        <w:t xml:space="preserve"/>
       </w:r>
       <w:r>
         <w:rPr>
@@ -2679,7 +2679,7 @@
           <w:color w:val="0070C0"/>
           <w:lang w:val="es-MX" w:eastAsia="es-MX"/>
         </w:rPr>
-        <w:t xml:space="preserve">[12:02 - 12:15] </w:t>
+        <w:t xml:space="preserve"/>
       </w:r>
       <w:r>
         <w:rPr>
@@ -2704,7 +2704,7 @@
           <w:color w:val="0070C0"/>
           <w:lang w:val="es-MX" w:eastAsia="es-MX"/>
         </w:rPr>
-        <w:t xml:space="preserve">[12:15 - 12:28] </w:t>
+        <w:t xml:space="preserve"/>
       </w:r>
       <w:r>
         <w:rPr>
@@ -2729,7 +2729,7 @@
           <w:color w:val="0070C0"/>
           <w:lang w:val="es-MX" w:eastAsia="es-MX"/>
         </w:rPr>
-        <w:t xml:space="preserve">[12:28 - 12:41] </w:t>
+        <w:t xml:space="preserve"/>
       </w:r>
       <w:r>
         <w:rPr>
@@ -2754,7 +2754,7 @@
           <w:color w:val="0070C0"/>
           <w:lang w:val="es-MX" w:eastAsia="es-MX"/>
         </w:rPr>
-        <w:t xml:space="preserve">[12:41 - 12:53] </w:t>
+        <w:t xml:space="preserve"/>
       </w:r>
       <w:r>
         <w:rPr>
@@ -2779,7 +2779,7 @@
           <w:color w:val="0070C0"/>
           <w:lang w:val="es-MX" w:eastAsia="es-MX"/>
         </w:rPr>
-        <w:t xml:space="preserve">[12:54 - 13:03] </w:t>
+        <w:t xml:space="preserve"/>
       </w:r>
       <w:r>
         <w:rPr>
@@ -2804,7 +2804,7 @@
           <w:color w:val="0070C0"/>
           <w:lang w:val="es-MX" w:eastAsia="es-MX"/>
         </w:rPr>
-        <w:t xml:space="preserve">[13:06 - 13:17] </w:t>
+        <w:t xml:space="preserve"/>
       </w:r>
       <w:r>
         <w:rPr>
@@ -2829,7 +2829,7 @@
           <w:color w:val="0070C0"/>
           <w:lang w:val="es-MX" w:eastAsia="es-MX"/>
         </w:rPr>
-        <w:t xml:space="preserve">[13:18 - 13:28] </w:t>
+        <w:t xml:space="preserve"/>
       </w:r>
       <w:r>
         <w:rPr>
@@ -2855,7 +2855,7 @@
           <w:lang w:val="es-MX" w:eastAsia="es-MX"/>
         </w:rPr>
         <w:lastRenderedPageBreak/>
-        <w:t xml:space="preserve">[13:29 - 13:40] </w:t>
+        <w:t xml:space="preserve"/>
       </w:r>
       <w:r>
         <w:rPr>
@@ -2880,7 +2880,7 @@
           <w:color w:val="0070C0"/>
           <w:lang w:val="es-MX" w:eastAsia="es-MX"/>
         </w:rPr>
-        <w:t xml:space="preserve">[13:40 - 13:50] </w:t>
+        <w:t xml:space="preserve"/>
       </w:r>
       <w:r>
         <w:rPr>
@@ -2905,7 +2905,7 @@
           <w:color w:val="0070C0"/>
           <w:lang w:val="es-MX" w:eastAsia="es-MX"/>
         </w:rPr>
-        <w:t xml:space="preserve">[13:50 - 14:01] </w:t>
+        <w:t xml:space="preserve"/>
       </w:r>
       <w:r>
         <w:rPr>
@@ -2930,7 +2930,7 @@
           <w:color w:val="0070C0"/>
           <w:lang w:val="es-MX" w:eastAsia="es-MX"/>
         </w:rPr>
-        <w:t xml:space="preserve">[14:01 - 14:11] </w:t>
+        <w:t xml:space="preserve"/>
       </w:r>
       <w:r>
         <w:rPr>
@@ -2955,7 +2955,7 @@
           <w:color w:val="0070C0"/>
           <w:lang w:val="es-MX" w:eastAsia="es-MX"/>
         </w:rPr>
-        <w:t xml:space="preserve">[14:13 - 14:23] </w:t>
+        <w:t xml:space="preserve"/>
       </w:r>
       <w:r>
         <w:rPr>
@@ -2980,7 +2980,7 @@
           <w:color w:val="0070C0"/>
           <w:lang w:val="es-MX" w:eastAsia="es-MX"/>
         </w:rPr>
-        <w:t xml:space="preserve">[14:23 - 14:32] </w:t>
+        <w:t xml:space="preserve"/>
       </w:r>
       <w:r>
         <w:rPr>
@@ -3005,7 +3005,7 @@
           <w:color w:val="0070C0"/>
           <w:lang w:val="es-MX" w:eastAsia="es-MX"/>
         </w:rPr>
-        <w:t xml:space="preserve">[14:32 - 14:39] </w:t>
+        <w:t xml:space="preserve"/>
       </w:r>
       <w:r>
         <w:rPr>
@@ -3030,7 +3030,7 @@
           <w:color w:val="0070C0"/>
           <w:lang w:val="es-MX" w:eastAsia="es-MX"/>
         </w:rPr>
-        <w:t xml:space="preserve">[14:41 - 14:51] </w:t>
+        <w:t xml:space="preserve"/>
       </w:r>
       <w:r>
         <w:rPr>
@@ -3055,7 +3055,7 @@
           <w:color w:val="0070C0"/>
           <w:lang w:val="es-MX" w:eastAsia="es-MX"/>
         </w:rPr>
-        <w:t xml:space="preserve">[14:51 - 15:04] </w:t>
+        <w:t xml:space="preserve"/>
       </w:r>
       <w:r>
         <w:rPr>
@@ -3080,7 +3080,7 @@
           <w:color w:val="0070C0"/>
           <w:lang w:val="es-MX" w:eastAsia="es-MX"/>
         </w:rPr>
-        <w:t xml:space="preserve">[15:04 - 15:16] </w:t>
+        <w:t xml:space="preserve"/>
       </w:r>
       <w:r>
         <w:rPr>
@@ -3105,7 +3105,7 @@
           <w:color w:val="0070C0"/>
           <w:lang w:val="es-MX" w:eastAsia="es-MX"/>
         </w:rPr>
-        <w:t xml:space="preserve">[15:17 - 15:25] </w:t>
+        <w:t xml:space="preserve"/>
       </w:r>
       <w:r>
         <w:rPr>
@@ -3161,7 +3161,7 @@
           <w:color w:val="0070C0"/>
           <w:lang w:val="es-MX" w:eastAsia="es-MX"/>
         </w:rPr>
-        <w:t xml:space="preserve">[15:25 - 15:37] </w:t>
+        <w:t xml:space="preserve"/>
       </w:r>
       <w:r>
         <w:rPr>
@@ -3218,7 +3218,7 @@
           <w:lang w:val="es-MX" w:eastAsia="es-MX"/>
         </w:rPr>
         <w:lastRenderedPageBreak/>
-        <w:t xml:space="preserve">[15:37 - 15:42] </w:t>
+        <w:t xml:space="preserve"/>
       </w:r>
       <w:r>
         <w:rPr>
@@ -3274,7 +3274,7 @@
           <w:color w:val="0070C0"/>
           <w:lang w:val="es-MX" w:eastAsia="es-MX"/>
         </w:rPr>
-        <w:t xml:space="preserve">[15:42 - 15:47] </w:t>
+        <w:t xml:space="preserve"/>
       </w:r>
       <w:r>
         <w:rPr>
@@ -3330,7 +3330,7 @@
           <w:color w:val="0070C0"/>
           <w:lang w:val="es-MX" w:eastAsia="es-MX"/>
         </w:rPr>
-        <w:t xml:space="preserve">[15:47 - 15:58] </w:t>
+        <w:t xml:space="preserve"/>
       </w:r>
       <w:r>
         <w:rPr>
@@ -3355,7 +3355,7 @@
           <w:color w:val="0070C0"/>
           <w:lang w:val="es-MX" w:eastAsia="es-MX"/>
         </w:rPr>
-        <w:t xml:space="preserve">[15:58 - 16:05] </w:t>
+        <w:t xml:space="preserve"/>
       </w:r>
       <w:r>
         <w:rPr>
@@ -3380,7 +3380,7 @@
           <w:color w:val="0070C0"/>
           <w:lang w:val="es-MX" w:eastAsia="es-MX"/>
         </w:rPr>
-        <w:t xml:space="preserve">[16:05 - 16:16] </w:t>
+        <w:t xml:space="preserve"/>
       </w:r>
       <w:r>
         <w:rPr>
@@ -3405,7 +3405,7 @@
           <w:color w:val="0070C0"/>
           <w:lang w:val="es-MX" w:eastAsia="es-MX"/>
         </w:rPr>
-        <w:t xml:space="preserve">[16:16 - 16:23] </w:t>
+        <w:t xml:space="preserve"/>
       </w:r>
       <w:r>
         <w:rPr>
@@ -3461,7 +3461,7 @@
           <w:color w:val="0070C0"/>
           <w:lang w:val="es-MX" w:eastAsia="es-MX"/>
         </w:rPr>
-        <w:t xml:space="preserve">[16:24 - 16:33] </w:t>
+        <w:t xml:space="preserve"/>
       </w:r>
       <w:r>
         <w:rPr>
@@ -3486,7 +3486,7 @@
           <w:color w:val="0070C0"/>
           <w:lang w:val="es-MX" w:eastAsia="es-MX"/>
         </w:rPr>
-        <w:t xml:space="preserve">[16:34 - 16:42] </w:t>
+        <w:t xml:space="preserve"/>
       </w:r>
       <w:r>
         <w:rPr>
@@ -3542,7 +3542,7 @@
           <w:color w:val="0070C0"/>
           <w:lang w:val="es-MX" w:eastAsia="es-MX"/>
         </w:rPr>
-        <w:t xml:space="preserve">[16:45 - 16:57] </w:t>
+        <w:t xml:space="preserve"/>
       </w:r>
       <w:r>
         <w:rPr>
@@ -3567,7 +3567,7 @@
           <w:color w:val="0070C0"/>
           <w:lang w:val="es-MX" w:eastAsia="es-MX"/>
         </w:rPr>
-        <w:t xml:space="preserve">[16:58 - 17:09] </w:t>
+        <w:t xml:space="preserve"/>
       </w:r>
       <w:r>
         <w:rPr>
@@ -3592,7 +3592,7 @@
           <w:color w:val="0070C0"/>
           <w:lang w:val="es-MX" w:eastAsia="es-MX"/>
         </w:rPr>
-        <w:t xml:space="preserve">[17:10 - 17:20] </w:t>
+        <w:t xml:space="preserve"/>
       </w:r>
       <w:r>
         <w:rPr>
@@ -3618,7 +3618,7 @@
           <w:lang w:val="es-MX" w:eastAsia="es-MX"/>
         </w:rPr>
         <w:lastRenderedPageBreak/>
-        <w:t xml:space="preserve">[17:23 - 17:32] </w:t>
+        <w:t xml:space="preserve"/>
       </w:r>
       <w:r>
         <w:rPr>
@@ -3643,7 +3643,7 @@
           <w:color w:val="0070C0"/>
           <w:lang w:val="es-MX" w:eastAsia="es-MX"/>
         </w:rPr>
-        <w:t xml:space="preserve">[17:34 - 17:45] </w:t>
+        <w:t xml:space="preserve"/>
       </w:r>
       <w:r>
         <w:rPr>
@@ -3668,7 +3668,7 @@
           <w:color w:val="0070C0"/>
           <w:lang w:val="es-MX" w:eastAsia="es-MX"/>
         </w:rPr>
-        <w:t xml:space="preserve">[17:45 - 17:58] </w:t>
+        <w:t xml:space="preserve"/>
       </w:r>
       <w:r>
         <w:rPr>
@@ -3693,7 +3693,7 @@
           <w:color w:val="0070C0"/>
           <w:lang w:val="es-MX" w:eastAsia="es-MX"/>
         </w:rPr>
-        <w:t xml:space="preserve">[17:58 - 18:10] </w:t>
+        <w:t xml:space="preserve"/>
       </w:r>
       <w:r>
         <w:rPr>
@@ -3718,7 +3718,7 @@
           <w:color w:val="0070C0"/>
           <w:lang w:val="es-MX" w:eastAsia="es-MX"/>
         </w:rPr>
-        <w:t xml:space="preserve">[18:12 - 18:25] </w:t>
+        <w:t xml:space="preserve"/>
       </w:r>
       <w:r>
         <w:rPr>
@@ -3743,7 +3743,7 @@
           <w:color w:val="0070C0"/>
           <w:lang w:val="es-MX" w:eastAsia="es-MX"/>
         </w:rPr>
-        <w:t xml:space="preserve">[18:25 - 18:28] </w:t>
+        <w:t xml:space="preserve"/>
       </w:r>
       <w:r>
         <w:rPr>
@@ -3799,7 +3799,7 @@
           <w:color w:val="0070C0"/>
           <w:lang w:val="es-MX" w:eastAsia="es-MX"/>
         </w:rPr>
-        <w:t xml:space="preserve">[18:29 - 18:40] </w:t>
+        <w:t xml:space="preserve"/>
       </w:r>
       <w:r>
         <w:rPr>
@@ -3824,7 +3824,7 @@
           <w:color w:val="0070C0"/>
           <w:lang w:val="es-MX" w:eastAsia="es-MX"/>
         </w:rPr>
-        <w:t xml:space="preserve">[18:40 - 18:53] </w:t>
+        <w:t xml:space="preserve"/>
       </w:r>
       <w:r>
         <w:rPr>
@@ -3849,7 +3849,7 @@
           <w:color w:val="0070C0"/>
           <w:lang w:val="es-MX" w:eastAsia="es-MX"/>
         </w:rPr>
-        <w:t xml:space="preserve">[18:54 - 19:06] </w:t>
+        <w:t xml:space="preserve"/>
       </w:r>
       <w:r>
         <w:rPr>
@@ -3874,7 +3874,7 @@
           <w:color w:val="0070C0"/>
           <w:lang w:val="es-MX" w:eastAsia="es-MX"/>
         </w:rPr>
-        <w:t xml:space="preserve">[19:07 - 19:19] </w:t>
+        <w:t xml:space="preserve"/>
       </w:r>
       <w:r>
         <w:rPr>
@@ -3930,7 +3930,7 @@
           <w:color w:val="0070C0"/>
           <w:lang w:val="es-MX" w:eastAsia="es-MX"/>
         </w:rPr>
-        <w:t xml:space="preserve">[19:21 - 19:33] </w:t>
+        <w:t xml:space="preserve"/>
       </w:r>
       <w:r>
         <w:rPr>
@@ -3955,7 +3955,7 @@
           <w:color w:val="0070C0"/>
           <w:lang w:val="es-MX" w:eastAsia="es-MX"/>
         </w:rPr>
-        <w:t xml:space="preserve">[19:33 - 19:42] </w:t>
+        <w:t xml:space="preserve"/>
       </w:r>
       <w:r>
         <w:rPr>
@@ -3981,7 +3981,7 @@
           <w:lang w:val="es-MX" w:eastAsia="es-MX"/>
         </w:rPr>
         <w:lastRenderedPageBreak/>
-        <w:t xml:space="preserve">[19:43 - 19:56] </w:t>
+        <w:t xml:space="preserve"/>
       </w:r>
       <w:r>
         <w:rPr>
@@ -4006,7 +4006,7 @@
           <w:color w:val="0070C0"/>
           <w:lang w:val="es-MX" w:eastAsia="es-MX"/>
         </w:rPr>
-        <w:t xml:space="preserve">[19:58 - 20:08] </w:t>
+        <w:t xml:space="preserve"/>
       </w:r>
       <w:r>
         <w:rPr>
@@ -4031,7 +4031,7 @@
           <w:color w:val="0070C0"/>
           <w:lang w:val="es-MX" w:eastAsia="es-MX"/>
         </w:rPr>
-        <w:t xml:space="preserve">[20:09 - 20:22] </w:t>
+        <w:t xml:space="preserve"/>
       </w:r>
       <w:r>
         <w:rPr>
@@ -4056,7 +4056,7 @@
           <w:color w:val="0070C0"/>
           <w:lang w:val="es-MX" w:eastAsia="es-MX"/>
         </w:rPr>
-        <w:t xml:space="preserve">[20:22 - 20:33] </w:t>
+        <w:t xml:space="preserve"/>
       </w:r>
       <w:r>
         <w:rPr>
@@ -4081,7 +4081,7 @@
           <w:color w:val="0070C0"/>
           <w:lang w:val="es-MX" w:eastAsia="es-MX"/>
         </w:rPr>
-        <w:t xml:space="preserve">[20:33 - 20:41] </w:t>
+        <w:t xml:space="preserve"/>
       </w:r>
       <w:r>
         <w:rPr>
@@ -4106,7 +4106,7 @@
           <w:color w:val="0070C0"/>
           <w:lang w:val="es-MX" w:eastAsia="es-MX"/>
         </w:rPr>
-        <w:t xml:space="preserve">[20:42 - 20:49] </w:t>
+        <w:t xml:space="preserve"/>
       </w:r>
       <w:r>
         <w:rPr>
@@ -4131,7 +4131,7 @@
           <w:color w:val="0070C0"/>
           <w:lang w:val="es-MX" w:eastAsia="es-MX"/>
         </w:rPr>
-        <w:t xml:space="preserve">[20:51 - 21:00] </w:t>
+        <w:t xml:space="preserve"/>
       </w:r>
       <w:r>
         <w:rPr>
@@ -4156,7 +4156,7 @@
           <w:color w:val="0070C0"/>
           <w:lang w:val="es-MX" w:eastAsia="es-MX"/>
         </w:rPr>
-        <w:t xml:space="preserve">[21:00 - 21:14] </w:t>
+        <w:t xml:space="preserve"/>
       </w:r>
       <w:r>
         <w:rPr>
@@ -4181,7 +4181,7 @@
           <w:color w:val="0070C0"/>
           <w:lang w:val="es-MX" w:eastAsia="es-MX"/>
         </w:rPr>
-        <w:t xml:space="preserve">[21:14 - 21:20] </w:t>
+        <w:t xml:space="preserve"/>
       </w:r>
       <w:r>
         <w:rPr>
@@ -4206,7 +4206,7 @@
           <w:color w:val="0070C0"/>
           <w:lang w:val="es-MX" w:eastAsia="es-MX"/>
         </w:rPr>
-        <w:t xml:space="preserve">[21:20 - 21:33] </w:t>
+        <w:t xml:space="preserve"/>
       </w:r>
       <w:r>
         <w:rPr>
@@ -4231,7 +4231,7 @@
           <w:color w:val="0070C0"/>
           <w:lang w:val="es-MX" w:eastAsia="es-MX"/>
         </w:rPr>
-        <w:t xml:space="preserve">[21:33 - 21:42] </w:t>
+        <w:t xml:space="preserve"/>
       </w:r>
       <w:r>
         <w:rPr>
@@ -4256,7 +4256,7 @@
           <w:color w:val="0070C0"/>
           <w:lang w:val="es-MX" w:eastAsia="es-MX"/>
         </w:rPr>
-        <w:t xml:space="preserve">[21:43 - 21:47] </w:t>
+        <w:t xml:space="preserve"/>
       </w:r>
       <w:r>
         <w:rPr>
@@ -4281,7 +4281,7 @@
           <w:color w:val="0070C0"/>
           <w:lang w:val="es-MX" w:eastAsia="es-MX"/>
         </w:rPr>
-        <w:t xml:space="preserve">[21:48 - 22:00] </w:t>
+        <w:t xml:space="preserve"/>
       </w:r>
       <w:r>
         <w:rPr>
@@ -4306,7 +4306,7 @@
           <w:color w:val="0070C0"/>
           <w:lang w:val="es-MX" w:eastAsia="es-MX"/>
         </w:rPr>
-        <w:t xml:space="preserve">[22:00 - 22:10] </w:t>
+        <w:t xml:space="preserve"/>
       </w:r>
       <w:r>
         <w:rPr>
@@ -4331,7 +4331,7 @@
           <w:color w:val="0070C0"/>
           <w:lang w:val="es-MX" w:eastAsia="es-MX"/>
         </w:rPr>
-        <w:t xml:space="preserve">[22:10 - 22:18] </w:t>
+        <w:t xml:space="preserve"/>
       </w:r>
       <w:r>
         <w:rPr>
@@ -4357,7 +4357,7 @@
           <w:lang w:val="es-MX" w:eastAsia="es-MX"/>
         </w:rPr>
         <w:lastRenderedPageBreak/>
-        <w:t xml:space="preserve">[22:19 - 22:31] </w:t>
+        <w:t xml:space="preserve"/>
       </w:r>
       <w:r>
         <w:rPr>
@@ -4382,7 +4382,7 @@
           <w:color w:val="0070C0"/>
           <w:lang w:val="es-MX" w:eastAsia="es-MX"/>
         </w:rPr>
-        <w:t xml:space="preserve">[22:32 - 22:45] </w:t>
+        <w:t xml:space="preserve"/>
       </w:r>
       <w:r>
         <w:rPr>
@@ -4440,7 +4440,7 @@
           <w:color w:val="0070C0"/>
           <w:lang w:val="es-MX" w:eastAsia="es-MX"/>
         </w:rPr>
-        <w:t xml:space="preserve">[22:46 - 22:58] </w:t>
+        <w:t xml:space="preserve"/>
       </w:r>
       <w:r>
         <w:rPr>
@@ -4496,7 +4496,7 @@
           <w:color w:val="0070C0"/>
           <w:lang w:val="es-MX" w:eastAsia="es-MX"/>
         </w:rPr>
-        <w:t xml:space="preserve">[23:04 - 23:06] </w:t>
+        <w:t xml:space="preserve"/>
       </w:r>
       <w:r>
         <w:rPr>
@@ -4552,7 +4552,7 @@
           <w:color w:val="0070C0"/>
           <w:lang w:val="es-MX" w:eastAsia="es-MX"/>
         </w:rPr>
-        <w:t xml:space="preserve">[23:06 - 23:18] </w:t>
+        <w:t xml:space="preserve"/>
       </w:r>
       <w:r>
         <w:rPr>
@@ -4577,7 +4577,7 @@
           <w:color w:val="0070C0"/>
           <w:lang w:val="es-MX" w:eastAsia="es-MX"/>
         </w:rPr>
-        <w:t xml:space="preserve">[23:18 - 23:23] </w:t>
+        <w:t xml:space="preserve"/>
       </w:r>
       <w:r>
         <w:rPr>
@@ -4633,7 +4633,7 @@
           <w:color w:val="0070C0"/>
           <w:lang w:val="es-MX" w:eastAsia="es-MX"/>
         </w:rPr>
-        <w:t xml:space="preserve">[23:24 - 23:36] </w:t>
+        <w:t xml:space="preserve"/>
       </w:r>
       <w:r>
         <w:rPr>
@@ -4658,7 +4658,7 @@
           <w:color w:val="0070C0"/>
           <w:lang w:val="es-MX" w:eastAsia="es-MX"/>
         </w:rPr>
-        <w:t xml:space="preserve">[23:36 - 23:49] </w:t>
+        <w:t xml:space="preserve"/>
       </w:r>
       <w:r>
         <w:rPr>
@@ -4683,7 +4683,7 @@
           <w:color w:val="0070C0"/>
           <w:lang w:val="es-MX" w:eastAsia="es-MX"/>
         </w:rPr>
-        <w:t xml:space="preserve">[23:49 - 23:58] </w:t>
+        <w:t xml:space="preserve"/>
       </w:r>
       <w:r>
         <w:rPr>
@@ -4708,7 +4708,7 @@
           <w:color w:val="0070C0"/>
           <w:lang w:val="es-MX" w:eastAsia="es-MX"/>
         </w:rPr>
-        <w:t xml:space="preserve">[23:58 - 24:03] </w:t>
+        <w:t xml:space="preserve"/>
       </w:r>
       <w:r>
         <w:rPr>
@@ -4733,7 +4733,7 @@
           <w:color w:val="0070C0"/>
           <w:lang w:val="es-MX" w:eastAsia="es-MX"/>
         </w:rPr>
-        <w:t xml:space="preserve">[24:03 - 24:13] </w:t>
+        <w:t xml:space="preserve"/>
       </w:r>
       <w:r>
         <w:rPr>
@@ -4759,7 +4759,7 @@
           <w:lang w:val="es-MX" w:eastAsia="es-MX"/>
         </w:rPr>
         <w:lastRenderedPageBreak/>
-        <w:t xml:space="preserve">[24:13 - 24:22] </w:t>
+        <w:t xml:space="preserve"/>
       </w:r>
       <w:r>
         <w:rPr>
@@ -4784,7 +4784,7 @@
           <w:color w:val="0070C0"/>
           <w:lang w:val="es-MX" w:eastAsia="es-MX"/>
         </w:rPr>
-        <w:t xml:space="preserve">[24:22 - 24:32] </w:t>
+        <w:t xml:space="preserve"/>
       </w:r>
       <w:r>
         <w:rPr>
@@ -4809,7 +4809,7 @@
           <w:color w:val="0070C0"/>
           <w:lang w:val="es-MX" w:eastAsia="es-MX"/>
         </w:rPr>
-        <w:t xml:space="preserve">[24:32 - 24:40] </w:t>
+        <w:t xml:space="preserve"/>
       </w:r>
       <w:r>
         <w:rPr>
@@ -4834,7 +4834,7 @@
           <w:color w:val="0070C0"/>
           <w:lang w:val="es-MX" w:eastAsia="es-MX"/>
         </w:rPr>
-        <w:t xml:space="preserve">[24:40 - 24:45] </w:t>
+        <w:t xml:space="preserve"/>
       </w:r>
       <w:r>
         <w:rPr>
@@ -4859,7 +4859,7 @@
           <w:color w:val="0070C0"/>
           <w:lang w:val="es-MX" w:eastAsia="es-MX"/>
         </w:rPr>
-        <w:t xml:space="preserve">[24:46 - 24:58] </w:t>
+        <w:t xml:space="preserve"/>
       </w:r>
       <w:r>
         <w:rPr>
@@ -4884,7 +4884,7 @@
           <w:color w:val="0070C0"/>
           <w:lang w:val="es-MX" w:eastAsia="es-MX"/>
         </w:rPr>
-        <w:t xml:space="preserve">[24:59 - 25:10] </w:t>
+        <w:t xml:space="preserve"/>
       </w:r>
       <w:r>
         <w:rPr>
@@ -4909,7 +4909,7 @@
           <w:color w:val="0070C0"/>
           <w:lang w:val="es-MX" w:eastAsia="es-MX"/>
         </w:rPr>
-        <w:t xml:space="preserve">[25:10 - 25:16] </w:t>
+        <w:t xml:space="preserve"/>
       </w:r>
       <w:r>
         <w:rPr>
@@ -4934,7 +4934,7 @@
           <w:color w:val="0070C0"/>
           <w:lang w:val="es-MX" w:eastAsia="es-MX"/>
         </w:rPr>
-        <w:t xml:space="preserve">[25:17 - 25:28] </w:t>
+        <w:t xml:space="preserve"/>
       </w:r>
       <w:r>
         <w:rPr>
@@ -4959,7 +4959,7 @@
           <w:color w:val="0070C0"/>
           <w:lang w:val="es-MX" w:eastAsia="es-MX"/>
         </w:rPr>
-        <w:t xml:space="preserve">[25:28 - 25:34] </w:t>
+        <w:t xml:space="preserve"/>
       </w:r>
       <w:r>
         <w:rPr>
@@ -4984,7 +4984,7 @@
           <w:color w:val="0070C0"/>
           <w:lang w:val="es-MX" w:eastAsia="es-MX"/>
         </w:rPr>
-        <w:t xml:space="preserve">[25:34 - 25:43] </w:t>
+        <w:t xml:space="preserve"/>
       </w:r>
       <w:r>
         <w:rPr>
@@ -5009,7 +5009,7 @@
           <w:color w:val="0070C0"/>
           <w:lang w:val="es-MX" w:eastAsia="es-MX"/>
         </w:rPr>
-        <w:t xml:space="preserve">[25:43 - 25:53] </w:t>
+        <w:t xml:space="preserve"/>
       </w:r>
       <w:r>
         <w:rPr>
@@ -5034,7 +5034,7 @@
           <w:color w:val="0070C0"/>
           <w:lang w:val="es-MX" w:eastAsia="es-MX"/>
         </w:rPr>
-        <w:t xml:space="preserve">[25:53 - 26:06] </w:t>
+        <w:t xml:space="preserve"/>
       </w:r>
       <w:r>
         <w:rPr>
@@ -5059,7 +5059,7 @@
           <w:color w:val="0070C0"/>
           <w:lang w:val="es-MX" w:eastAsia="es-MX"/>
         </w:rPr>
-        <w:t xml:space="preserve">[26:06 - 26:13] </w:t>
+        <w:t xml:space="preserve"/>
       </w:r>
       <w:r>
         <w:rPr>
@@ -5084,7 +5084,7 @@
           <w:color w:val="0070C0"/>
           <w:lang w:val="es-MX" w:eastAsia="es-MX"/>
         </w:rPr>
-        <w:t xml:space="preserve">[26:13 - 26:20] </w:t>
+        <w:t xml:space="preserve"/>
       </w:r>
       <w:r>
         <w:rPr>
@@ -5109,7 +5109,7 @@
           <w:color w:val="0070C0"/>
           <w:lang w:val="es-MX" w:eastAsia="es-MX"/>
         </w:rPr>
-        <w:t xml:space="preserve">[26:20 - 26:28] </w:t>
+        <w:t xml:space="preserve"/>
       </w:r>
       <w:r>
         <w:rPr>
@@ -5135,7 +5135,7 @@
           <w:lang w:val="es-MX" w:eastAsia="es-MX"/>
         </w:rPr>
         <w:lastRenderedPageBreak/>
-        <w:t xml:space="preserve">[26:28 - 26:37] </w:t>
+        <w:t xml:space="preserve"/>
       </w:r>
       <w:r>
         <w:rPr>
@@ -5160,7 +5160,7 @@
           <w:color w:val="0070C0"/>
           <w:lang w:val="es-MX" w:eastAsia="es-MX"/>
         </w:rPr>
-        <w:t xml:space="preserve">[26:37 - 26:43] </w:t>
+        <w:t xml:space="preserve"/>
       </w:r>
       <w:r>
         <w:rPr>
@@ -5218,7 +5218,7 @@
           <w:color w:val="0070C0"/>
           <w:lang w:val="es-MX" w:eastAsia="es-MX"/>
         </w:rPr>
-        <w:t xml:space="preserve">[26:44 - 26:50] </w:t>
+        <w:t xml:space="preserve"/>
       </w:r>
       <w:r>
         <w:rPr>
@@ -5243,7 +5243,7 @@
           <w:color w:val="0070C0"/>
           <w:lang w:val="es-MX" w:eastAsia="es-MX"/>
         </w:rPr>
-        <w:t xml:space="preserve">[26:50 - 26:58] </w:t>
+        <w:t xml:space="preserve"/>
       </w:r>
       <w:r>
         <w:rPr>
@@ -5268,7 +5268,7 @@
           <w:color w:val="0070C0"/>
           <w:lang w:val="es-MX" w:eastAsia="es-MX"/>
         </w:rPr>
-        <w:t xml:space="preserve">[26:58 - 27:10] </w:t>
+        <w:t xml:space="preserve"/>
       </w:r>
       <w:r>
         <w:rPr>
@@ -5293,7 +5293,7 @@
           <w:color w:val="0070C0"/>
           <w:lang w:val="es-MX" w:eastAsia="es-MX"/>
         </w:rPr>
-        <w:t xml:space="preserve">[27:10 - 27:15] </w:t>
+        <w:t xml:space="preserve"/>
       </w:r>
       <w:r>
         <w:rPr>
@@ -5318,7 +5318,7 @@
           <w:color w:val="0070C0"/>
           <w:lang w:val="es-MX" w:eastAsia="es-MX"/>
         </w:rPr>
-        <w:t xml:space="preserve">[27:15 - 27:28] </w:t>
+        <w:t xml:space="preserve"/>
       </w:r>
       <w:r>
         <w:rPr>
@@ -5374,7 +5374,7 @@
           <w:color w:val="0070C0"/>
           <w:lang w:val="es-MX" w:eastAsia="es-MX"/>
         </w:rPr>
-        <w:t xml:space="preserve">[27:28 - 27:35] </w:t>
+        <w:t xml:space="preserve"/>
       </w:r>
       <w:r>
         <w:rPr>
@@ -5399,7 +5399,7 @@
           <w:color w:val="0070C0"/>
           <w:lang w:val="es-MX" w:eastAsia="es-MX"/>
         </w:rPr>
-        <w:t xml:space="preserve">[27:35 - 27:42] </w:t>
+        <w:t xml:space="preserve"/>
       </w:r>
       <w:r>
         <w:rPr>
@@ -5424,7 +5424,7 @@
           <w:color w:val="0070C0"/>
           <w:lang w:val="es-MX" w:eastAsia="es-MX"/>
         </w:rPr>
-        <w:t xml:space="preserve">[27:42 - 27:55] </w:t>
+        <w:t xml:space="preserve"/>
       </w:r>
       <w:r>
         <w:rPr>
@@ -5449,7 +5449,7 @@
           <w:color w:val="0070C0"/>
           <w:lang w:val="es-MX" w:eastAsia="es-MX"/>
         </w:rPr>
-        <w:t xml:space="preserve">[27:55 - 28:04] </w:t>
+        <w:t xml:space="preserve"/>
       </w:r>
       <w:r>
         <w:rPr>
@@ -5474,7 +5474,7 @@
           <w:color w:val="0070C0"/>
           <w:lang w:val="es-MX" w:eastAsia="es-MX"/>
         </w:rPr>
-        <w:t xml:space="preserve">[28:04 - 28:14] </w:t>
+        <w:t xml:space="preserve"/>
       </w:r>
       <w:r>
         <w:rPr>
@@ -5499,7 +5499,7 @@
           <w:color w:val="0070C0"/>
           <w:lang w:val="es-MX" w:eastAsia="es-MX"/>
         </w:rPr>
-        <w:t xml:space="preserve">[28:14 - 28:26] </w:t>
+        <w:t xml:space="preserve"/>
       </w:r>
       <w:r>
         <w:rPr>
@@ -5525,7 +5525,7 @@
           <w:lang w:val="es-MX" w:eastAsia="es-MX"/>
         </w:rPr>
         <w:lastRenderedPageBreak/>
-        <w:t xml:space="preserve">[28:26 - 28:28] </w:t>
+        <w:t xml:space="preserve"/>
       </w:r>
       <w:r>
         <w:rPr>
@@ -5550,7 +5550,7 @@
           <w:color w:val="0070C0"/>
           <w:lang w:val="es-MX" w:eastAsia="es-MX"/>
         </w:rPr>
-        <w:t xml:space="preserve">[28:29 - 28:51] </w:t>
+        <w:t xml:space="preserve"/>
       </w:r>
       <w:r>
         <w:rPr>
@@ -5575,7 +5575,7 @@
           <w:color w:val="0070C0"/>
           <w:lang w:val="es-MX" w:eastAsia="es-MX"/>
         </w:rPr>
-        <w:t xml:space="preserve">[28:52 - 29:20] </w:t>
+        <w:t xml:space="preserve"/>
       </w:r>
       <w:r>
         <w:rPr>
@@ -5600,7 +5600,7 @@
           <w:color w:val="0070C0"/>
           <w:lang w:val="es-MX" w:eastAsia="es-MX"/>
         </w:rPr>
-        <w:t xml:space="preserve">[29:20 - 29:40] </w:t>
+        <w:t xml:space="preserve"/>
       </w:r>
       <w:r>
         <w:rPr>
@@ -5656,7 +5656,7 @@
           <w:color w:val="0070C0"/>
           <w:lang w:val="es-MX" w:eastAsia="es-MX"/>
         </w:rPr>
-        <w:t xml:space="preserve">[29:41 - 29:50] </w:t>
+        <w:t xml:space="preserve"/>
       </w:r>
       <w:r>
         <w:rPr>
@@ -5681,7 +5681,7 @@
           <w:color w:val="0070C0"/>
           <w:lang w:val="es-MX" w:eastAsia="es-MX"/>
         </w:rPr>
-        <w:t xml:space="preserve">[29:50 - 30:20] </w:t>
+        <w:t xml:space="preserve"/>
       </w:r>
       <w:r>
         <w:rPr>
@@ -5706,7 +5706,7 @@
           <w:color w:val="0070C0"/>
           <w:lang w:val="es-MX" w:eastAsia="es-MX"/>
         </w:rPr>
-        <w:t xml:space="preserve">[30:23 - 30:36] </w:t>
+        <w:t xml:space="preserve"/>
       </w:r>
       <w:r>
         <w:rPr>
@@ -5762,7 +5762,7 @@
           <w:color w:val="0070C0"/>
           <w:lang w:val="es-MX" w:eastAsia="es-MX"/>
         </w:rPr>
-        <w:t xml:space="preserve">[30:38 - 30:52] </w:t>
+        <w:t xml:space="preserve"/>
       </w:r>
       <w:r>
         <w:rPr>
@@ -5787,7 +5787,7 @@
           <w:color w:val="0070C0"/>
           <w:lang w:val="es-MX" w:eastAsia="es-MX"/>
         </w:rPr>
-        <w:t xml:space="preserve">[30:52 - 31:09] </w:t>
+        <w:t xml:space="preserve"/>
       </w:r>
       <w:r>
         <w:rPr>
@@ -5813,7 +5813,7 @@
           <w:lang w:val="es-MX" w:eastAsia="es-MX"/>
         </w:rPr>
         <w:lastRenderedPageBreak/>
-        <w:t xml:space="preserve">[31:09 - 31:20] </w:t>
+        <w:t xml:space="preserve"/>
       </w:r>
       <w:r>
         <w:rPr>
@@ -5838,7 +5838,7 @@
           <w:color w:val="0070C0"/>
           <w:lang w:val="es-MX" w:eastAsia="es-MX"/>
         </w:rPr>
-        <w:t xml:space="preserve">[31:21 - 31:31] </w:t>
+        <w:t xml:space="preserve"/>
       </w:r>
       <w:r>
         <w:rPr>
@@ -5863,7 +5863,7 @@
           <w:color w:val="0070C0"/>
           <w:lang w:val="es-MX" w:eastAsia="es-MX"/>
         </w:rPr>
-        <w:t xml:space="preserve">[31:32 - 31:49] </w:t>
+        <w:t xml:space="preserve"/>
       </w:r>
       <w:r>
         <w:rPr>
@@ -5888,7 +5888,7 @@
           <w:color w:val="0070C0"/>
           <w:lang w:val="es-MX" w:eastAsia="es-MX"/>
         </w:rPr>
-        <w:t xml:space="preserve">[31:50 - 32:08] </w:t>
+        <w:t xml:space="preserve"/>
       </w:r>
       <w:r>
         <w:rPr>
@@ -5913,7 +5913,7 @@
           <w:color w:val="0070C0"/>
           <w:lang w:val="es-MX" w:eastAsia="es-MX"/>
         </w:rPr>
-        <w:t xml:space="preserve">[32:08 - 32:18] </w:t>
+        <w:t xml:space="preserve"/>
       </w:r>
       <w:r>
         <w:rPr>
@@ -5938,7 +5938,7 @@
           <w:color w:val="0070C0"/>
           <w:lang w:val="es-MX" w:eastAsia="es-MX"/>
         </w:rPr>
-        <w:t xml:space="preserve">[32:20 - 32:32] </w:t>
+        <w:t xml:space="preserve"/>
       </w:r>
       <w:r>
         <w:rPr>
@@ -5963,7 +5963,7 @@
           <w:color w:val="0070C0"/>
           <w:lang w:val="es-MX" w:eastAsia="es-MX"/>
         </w:rPr>
-        <w:t xml:space="preserve">[32:33 - 32:41] </w:t>
+        <w:t xml:space="preserve"/>
       </w:r>
       <w:r>
         <w:rPr>
@@ -5988,7 +5988,7 @@
           <w:color w:val="0070C0"/>
           <w:lang w:val="es-MX" w:eastAsia="es-MX"/>
         </w:rPr>
-        <w:t xml:space="preserve">[32:42 - 32:50] </w:t>
+        <w:t xml:space="preserve"/>
       </w:r>
       <w:r>
         <w:rPr>
@@ -6013,7 +6013,7 @@
           <w:color w:val="0070C0"/>
           <w:lang w:val="es-MX" w:eastAsia="es-MX"/>
         </w:rPr>
-        <w:t xml:space="preserve">[32:51 - 33:05] </w:t>
+        <w:t xml:space="preserve"/>
       </w:r>
       <w:r>
         <w:rPr>
@@ -6038,7 +6038,7 @@
           <w:color w:val="0070C0"/>
           <w:lang w:val="es-MX" w:eastAsia="es-MX"/>
         </w:rPr>
-        <w:t xml:space="preserve">[33:05 - 33:20] </w:t>
+        <w:t xml:space="preserve"/>
       </w:r>
       <w:r>
         <w:rPr>
@@ -6063,7 +6063,7 @@
           <w:color w:val="0070C0"/>
           <w:lang w:val="es-MX" w:eastAsia="es-MX"/>
         </w:rPr>
-        <w:t xml:space="preserve">[33:20 - 33:30] </w:t>
+        <w:t xml:space="preserve"/>
       </w:r>
       <w:r>
         <w:rPr>
@@ -6151,7 +6151,7 @@
           <w:color w:val="0070C0"/>
           <w:lang w:val="es-MX" w:eastAsia="es-MX"/>
         </w:rPr>
-        <w:t xml:space="preserve">[00:00 - 00:05] </w:t>
+        <w:t xml:space="preserve"/>
       </w:r>
       <w:r>
         <w:rPr>
@@ -6207,7 +6207,7 @@
           <w:color w:val="0070C0"/>
           <w:lang w:val="es-MX" w:eastAsia="es-MX"/>
         </w:rPr>
-        <w:t xml:space="preserve">[00:05 - 00:31] </w:t>
+        <w:t xml:space="preserve"/>
       </w:r>
       <w:r>
         <w:rPr>
@@ -6232,7 +6232,7 @@
           <w:color w:val="0070C0"/>
           <w:lang w:val="es-MX" w:eastAsia="es-MX"/>
         </w:rPr>
-        <w:t xml:space="preserve">[00:32 - 00:34] </w:t>
+        <w:t xml:space="preserve"/>
       </w:r>
       <w:r>
         <w:rPr>
@@ -6257,7 +6257,7 @@
           <w:color w:val="0070C0"/>
           <w:lang w:val="es-MX" w:eastAsia="es-MX"/>
         </w:rPr>
-        <w:t xml:space="preserve">[00:35 - 00:52] </w:t>
+        <w:t xml:space="preserve"/>
       </w:r>
       <w:r>
         <w:rPr>
@@ -6282,7 +6282,7 @@
           <w:color w:val="0070C0"/>
           <w:lang w:val="es-MX" w:eastAsia="es-MX"/>
         </w:rPr>
-        <w:t xml:space="preserve">[00:52 - 01:05] </w:t>
+        <w:t xml:space="preserve"/>
       </w:r>
       <w:r>
         <w:rPr>
@@ -6307,7 +6307,7 @@
           <w:color w:val="0070C0"/>
           <w:lang w:val="es-MX" w:eastAsia="es-MX"/>
         </w:rPr>
-        <w:t xml:space="preserve">[01:06 - 01:35] </w:t>
+        <w:t xml:space="preserve"/>
       </w:r>
       <w:r>
         <w:rPr>
@@ -6332,7 +6332,7 @@
           <w:color w:val="0070C0"/>
           <w:lang w:val="es-MX" w:eastAsia="es-MX"/>
         </w:rPr>
-        <w:t xml:space="preserve">[01:36 - 02:05] </w:t>
+        <w:t xml:space="preserve"/>
       </w:r>
       <w:r>
         <w:rPr>
@@ -6357,7 +6357,7 @@
           <w:color w:val="0070C0"/>
           <w:lang w:val="es-MX" w:eastAsia="es-MX"/>
         </w:rPr>
-        <w:t xml:space="preserve">[02:06 - 02:34] </w:t>
+        <w:t xml:space="preserve"/>
       </w:r>
       <w:r>
         <w:rPr>
@@ -6414,7 +6414,7 @@
           <w:color w:val="0070C0"/>
           <w:lang w:val="es-MX" w:eastAsia="es-MX"/>
         </w:rPr>
-        <w:t xml:space="preserve">[02:36 - 02:39] </w:t>
+        <w:t xml:space="preserve"/>
       </w:r>
       <w:r>
         <w:rPr>
@@ -6470,7 +6470,7 @@
           <w:color w:val="0070C0"/>
           <w:lang w:val="es-MX" w:eastAsia="es-MX"/>
         </w:rPr>
-        <w:t xml:space="preserve">[03:15 - 03:45] </w:t>
+        <w:t xml:space="preserve"/>
       </w:r>
       <w:r>
         <w:rPr>
@@ -6495,7 +6495,7 @@
           <w:color w:val="0070C0"/>
           <w:lang w:val="es-MX" w:eastAsia="es-MX"/>
         </w:rPr>
-        <w:t xml:space="preserve">[04:47 - 05:17] </w:t>
+        <w:t xml:space="preserve"/>
       </w:r>
       <w:r>
         <w:rPr>
@@ -6520,7 +6520,7 @@
           <w:color w:val="0070C0"/>
           <w:lang w:val="es-MX" w:eastAsia="es-MX"/>
         </w:rPr>
-        <w:t xml:space="preserve">[05:18 - 05:30] </w:t>
+        <w:t xml:space="preserve"/>
       </w:r>
       <w:r>
         <w:rPr>
@@ -6576,32 +6576,32 @@
           <w:color w:val="0070C0"/>
           <w:lang w:val="es-MX" w:eastAsia="es-MX"/>
         </w:rPr>
-        <w:t>[05:30 - 05:49</w:t>
-      </w:r>
-      <w:r>
-        <w:rPr>
-          <w:rFonts w:eastAsia="Times New Roman" w:cs="Times New Roman"/>
-          <w:lang w:val="es-MX" w:eastAsia="es-MX"/>
-        </w:rPr>
-        <w:t>] Lo que hemos encontrado, nos han comentado varios colegas e investigadores, es que la mayor parte del financiamiento para la investigación académica viene del Estado de alguna forma, sea la institución pública, sea CONACYT o sea los consejos científicos de los estados cuando existen.</w:t>
-      </w:r>
-    </w:p>
-    <w:p>
-      <w:pPr>
-        <w:spacing w:line="240" w:lineRule="auto"/>
-        <w:jc w:val="both"/>
-        <w:rPr>
-          <w:rFonts w:eastAsia="Times New Roman" w:cs="Times New Roman"/>
-          <w:lang w:val="es-MX" w:eastAsia="es-MX"/>
-        </w:rPr>
-      </w:pPr>
-      <w:r>
-        <w:rPr>
-          <w:rFonts w:eastAsia="Times New Roman" w:cs="Times New Roman"/>
-          <w:color w:val="0070C0"/>
-          <w:lang w:val="es-MX" w:eastAsia="es-MX"/>
-        </w:rPr>
-        <w:t xml:space="preserve">[05:49 - 06:12] </w:t>
+        <w:t/>
+      </w:r>
+      <w:r>
+        <w:rPr>
+          <w:rFonts w:eastAsia="Times New Roman" w:cs="Times New Roman"/>
+          <w:lang w:val="es-MX" w:eastAsia="es-MX"/>
+        </w:rPr>
+        <w:t>Lo que hemos encontrado, nos han comentado varios colegas e investigadores, es que la mayor parte del financiamiento para la investigación académica viene del Estado de alguna forma, sea la institución pública, sea CONACYT o sea los consejos científicos de los estados cuando existen.</w:t>
+      </w:r>
+    </w:p>
+    <w:p>
+      <w:pPr>
+        <w:spacing w:line="240" w:lineRule="auto"/>
+        <w:jc w:val="both"/>
+        <w:rPr>
+          <w:rFonts w:eastAsia="Times New Roman" w:cs="Times New Roman"/>
+          <w:lang w:val="es-MX" w:eastAsia="es-MX"/>
+        </w:rPr>
+      </w:pPr>
+      <w:r>
+        <w:rPr>
+          <w:rFonts w:eastAsia="Times New Roman" w:cs="Times New Roman"/>
+          <w:color w:val="0070C0"/>
+          <w:lang w:val="es-MX" w:eastAsia="es-MX"/>
+        </w:rPr>
+        <w:t xml:space="preserve"/>
       </w:r>
       <w:r>
         <w:rPr>
@@ -6626,7 +6626,7 @@
           <w:color w:val="0070C0"/>
           <w:lang w:val="es-MX" w:eastAsia="es-MX"/>
         </w:rPr>
-        <w:t xml:space="preserve">[06:13 - 06:19] </w:t>
+        <w:t xml:space="preserve"/>
       </w:r>
       <w:r>
         <w:rPr>
@@ -6651,7 +6651,7 @@
           <w:color w:val="0070C0"/>
           <w:lang w:val="es-MX" w:eastAsia="es-MX"/>
         </w:rPr>
-        <w:t xml:space="preserve">[06:19 - 06:27] </w:t>
+        <w:t xml:space="preserve"/>
       </w:r>
       <w:r>
         <w:rPr>
@@ -6708,7 +6708,7 @@
           <w:lang w:val="es-MX" w:eastAsia="es-MX"/>
         </w:rPr>
         <w:lastRenderedPageBreak/>
-        <w:t xml:space="preserve">[06:29 - 06:41] </w:t>
+        <w:t xml:space="preserve"/>
       </w:r>
       <w:r>
         <w:rPr>
@@ -6733,7 +6733,7 @@
           <w:color w:val="0070C0"/>
           <w:lang w:val="es-MX" w:eastAsia="es-MX"/>
         </w:rPr>
-        <w:t xml:space="preserve">[06:42 - 06:49] </w:t>
+        <w:t xml:space="preserve"/>
       </w:r>
       <w:r>
         <w:rPr>
@@ -6758,7 +6758,7 @@
           <w:color w:val="0070C0"/>
           <w:lang w:val="es-MX" w:eastAsia="es-MX"/>
         </w:rPr>
-        <w:t xml:space="preserve">[06:53 - 07:08] </w:t>
+        <w:t xml:space="preserve"/>
       </w:r>
       <w:r>
         <w:rPr>
@@ -6783,7 +6783,7 @@
           <w:color w:val="0070C0"/>
           <w:lang w:val="es-MX" w:eastAsia="es-MX"/>
         </w:rPr>
-        <w:t xml:space="preserve">[07:09 - 07:23] </w:t>
+        <w:t xml:space="preserve"/>
       </w:r>
       <w:r>
         <w:rPr>
@@ -6808,7 +6808,7 @@
           <w:color w:val="0070C0"/>
           <w:lang w:val="es-MX" w:eastAsia="es-MX"/>
         </w:rPr>
-        <w:t xml:space="preserve">[07:23 - 07:23] </w:t>
+        <w:t xml:space="preserve"/>
       </w:r>
       <w:r>
         <w:rPr>
@@ -6833,7 +6833,7 @@
           <w:color w:val="0070C0"/>
           <w:lang w:val="es-MX" w:eastAsia="es-MX"/>
         </w:rPr>
-        <w:t xml:space="preserve">[07:25 - 07:37] </w:t>
+        <w:t xml:space="preserve"/>
       </w:r>
       <w:r>
         <w:rPr>
@@ -6858,7 +6858,7 @@
           <w:color w:val="0070C0"/>
           <w:lang w:val="es-MX" w:eastAsia="es-MX"/>
         </w:rPr>
-        <w:t xml:space="preserve">[07:38 - 07:49] </w:t>
+        <w:t xml:space="preserve"/>
       </w:r>
       <w:r>
         <w:rPr>
@@ -6883,7 +6883,7 @@
           <w:color w:val="0070C0"/>
           <w:lang w:val="es-MX" w:eastAsia="es-MX"/>
         </w:rPr>
-        <w:t xml:space="preserve">[07:50 - 08:01] </w:t>
+        <w:t xml:space="preserve"/>
       </w:r>
       <w:r>
         <w:rPr>
@@ -6908,7 +6908,7 @@
           <w:color w:val="0070C0"/>
           <w:lang w:val="es-MX" w:eastAsia="es-MX"/>
         </w:rPr>
-        <w:t xml:space="preserve">[08:01 - 08:07] </w:t>
+        <w:t xml:space="preserve"/>
       </w:r>
       <w:r>
         <w:rPr>
@@ -6933,7 +6933,7 @@
           <w:color w:val="0070C0"/>
           <w:lang w:val="es-MX" w:eastAsia="es-MX"/>
         </w:rPr>
-        <w:t xml:space="preserve">[08:08 - 08:16] </w:t>
+        <w:t xml:space="preserve"/>
       </w:r>
       <w:r>
         <w:rPr>
@@ -6958,7 +6958,7 @@
           <w:color w:val="0070C0"/>
           <w:lang w:val="es-MX" w:eastAsia="es-MX"/>
         </w:rPr>
-        <w:t xml:space="preserve">[08:18 - 08:30] </w:t>
+        <w:t xml:space="preserve"/>
       </w:r>
       <w:r>
         <w:rPr>
@@ -6983,7 +6983,7 @@
           <w:color w:val="0070C0"/>
           <w:lang w:val="es-MX" w:eastAsia="es-MX"/>
         </w:rPr>
-        <w:t xml:space="preserve">[08:31 - 08:37] </w:t>
+        <w:t xml:space="preserve"/>
       </w:r>
       <w:r>
         <w:rPr>
@@ -7008,7 +7008,7 @@
           <w:color w:val="0070C0"/>
           <w:lang w:val="es-MX" w:eastAsia="es-MX"/>
         </w:rPr>
-        <w:t xml:space="preserve">[08:39 - 08:50] </w:t>
+        <w:t xml:space="preserve"/>
       </w:r>
       <w:r>
         <w:rPr>
@@ -7033,7 +7033,7 @@
           <w:color w:val="0070C0"/>
           <w:lang w:val="es-MX" w:eastAsia="es-MX"/>
         </w:rPr>
-        <w:t xml:space="preserve">[08:51 - 09:01] </w:t>
+        <w:t xml:space="preserve"/>
       </w:r>
       <w:r>
         <w:rPr>
@@ -7059,7 +7059,7 @@
           <w:lang w:val="es-MX" w:eastAsia="es-MX"/>
         </w:rPr>
         <w:lastRenderedPageBreak/>
-        <w:t xml:space="preserve">[09:01 - 09:13] </w:t>
+        <w:t xml:space="preserve"/>
       </w:r>
       <w:r>
         <w:rPr>
@@ -7084,7 +7084,7 @@
           <w:color w:val="0070C0"/>
           <w:lang w:val="es-MX" w:eastAsia="es-MX"/>
         </w:rPr>
-        <w:t xml:space="preserve">[09:13 - 09:20] </w:t>
+        <w:t xml:space="preserve"/>
       </w:r>
       <w:r>
         <w:rPr>
@@ -7109,7 +7109,7 @@
           <w:color w:val="0070C0"/>
           <w:lang w:val="es-MX" w:eastAsia="es-MX"/>
         </w:rPr>
-        <w:t xml:space="preserve">[09:21 - 09:27] </w:t>
+        <w:t xml:space="preserve"/>
       </w:r>
       <w:r>
         <w:rPr>
@@ -7165,7 +7165,7 @@
           <w:color w:val="0070C0"/>
           <w:lang w:val="es-MX" w:eastAsia="es-MX"/>
         </w:rPr>
-        <w:t xml:space="preserve">[09:27 - 09:32] </w:t>
+        <w:t xml:space="preserve"/>
       </w:r>
       <w:r>
         <w:rPr>
@@ -7221,7 +7221,7 @@
           <w:color w:val="0070C0"/>
           <w:lang w:val="es-MX" w:eastAsia="es-MX"/>
         </w:rPr>
-        <w:t xml:space="preserve">[09:32 - 09:35] </w:t>
+        <w:t xml:space="preserve"/>
       </w:r>
       <w:r>
         <w:rPr>
@@ -7246,14 +7246,14 @@
           <w:color w:val="0070C0"/>
           <w:lang w:val="es-MX" w:eastAsia="es-MX"/>
         </w:rPr>
-        <w:t xml:space="preserve">[09:35 - 09:39] </w:t>
-      </w:r>
-      <w:r>
-        <w:rPr>
-          <w:rFonts w:eastAsia="Times New Roman" w:cs="Times New Roman"/>
-          <w:lang w:val="es-MX" w:eastAsia="es-MX"/>
-        </w:rPr>
-        <w:t xml:space="preserve"> Un poco de los vaivenes políticos o las prioridades de un periodo.</w:t>
+        <w:t xml:space="preserve"/>
+      </w:r>
+      <w:r>
+        <w:rPr>
+          <w:rFonts w:eastAsia="Times New Roman" w:cs="Times New Roman"/>
+          <w:lang w:val="es-MX" w:eastAsia="es-MX"/>
+        </w:rPr>
+        <w:t xml:space="preserve">Un poco de los vaivenes políticos o las prioridades de un periodo.</w:t>
       </w:r>
     </w:p>
     <w:p>
@@ -7302,7 +7302,7 @@
           <w:color w:val="0070C0"/>
           <w:lang w:val="es-MX" w:eastAsia="es-MX"/>
         </w:rPr>
-        <w:t xml:space="preserve">[09:40 - 09:50] </w:t>
+        <w:t xml:space="preserve"/>
       </w:r>
       <w:r>
         <w:rPr>
@@ -7327,7 +7327,7 @@
           <w:color w:val="0070C0"/>
           <w:lang w:val="es-MX" w:eastAsia="es-MX"/>
         </w:rPr>
-        <w:t xml:space="preserve">[09:51 - 10:02] </w:t>
+        <w:t xml:space="preserve"/>
       </w:r>
       <w:r>
         <w:rPr>
@@ -7352,7 +7352,7 @@
           <w:color w:val="0070C0"/>
           <w:lang w:val="es-MX" w:eastAsia="es-MX"/>
         </w:rPr>
-        <w:t xml:space="preserve">[10:03 - 10:08] </w:t>
+        <w:t xml:space="preserve"/>
       </w:r>
       <w:r>
         <w:rPr>
@@ -7410,7 +7410,7 @@
           <w:color w:val="0070C0"/>
           <w:lang w:val="es-MX" w:eastAsia="es-MX"/>
         </w:rPr>
-        <w:t xml:space="preserve">[10:09 - 10:20] </w:t>
+        <w:t xml:space="preserve"/>
       </w:r>
       <w:r>
         <w:rPr>
@@ -7435,7 +7435,7 @@
           <w:color w:val="0070C0"/>
           <w:lang w:val="es-MX" w:eastAsia="es-MX"/>
         </w:rPr>
-        <w:t xml:space="preserve">[10:21 - 10:27] </w:t>
+        <w:t xml:space="preserve"/>
       </w:r>
       <w:r>
         <w:rPr>
@@ -7460,7 +7460,7 @@
           <w:color w:val="0070C0"/>
           <w:lang w:val="es-MX" w:eastAsia="es-MX"/>
         </w:rPr>
-        <w:t xml:space="preserve">[10:27 - 10:36] </w:t>
+        <w:t xml:space="preserve"/>
       </w:r>
       <w:r>
         <w:rPr>
@@ -7485,7 +7485,7 @@
           <w:color w:val="0070C0"/>
           <w:lang w:val="es-MX" w:eastAsia="es-MX"/>
         </w:rPr>
-        <w:t xml:space="preserve">[10:38 - 10:45] </w:t>
+        <w:t xml:space="preserve"/>
       </w:r>
       <w:r>
         <w:rPr>
@@ -7511,7 +7511,7 @@
           <w:lang w:val="es-MX" w:eastAsia="es-MX"/>
         </w:rPr>
         <w:lastRenderedPageBreak/>
-        <w:t xml:space="preserve">[10:45 - 10:57] </w:t>
+        <w:t xml:space="preserve"/>
       </w:r>
       <w:r>
         <w:rPr>
@@ -7536,7 +7536,7 @@
           <w:color w:val="0070C0"/>
           <w:lang w:val="es-MX" w:eastAsia="es-MX"/>
         </w:rPr>
-        <w:t xml:space="preserve">[10:57 - 11:07] </w:t>
+        <w:t xml:space="preserve"/>
       </w:r>
       <w:r>
         <w:rPr>
@@ -7561,7 +7561,7 @@
           <w:color w:val="0070C0"/>
           <w:lang w:val="es-MX" w:eastAsia="es-MX"/>
         </w:rPr>
-        <w:t xml:space="preserve">[11:09 - 11:22] </w:t>
+        <w:t xml:space="preserve"/>
       </w:r>
       <w:r>
         <w:rPr>
@@ -7586,7 +7586,7 @@
           <w:color w:val="0070C0"/>
           <w:lang w:val="es-MX" w:eastAsia="es-MX"/>
         </w:rPr>
-        <w:t xml:space="preserve">[11:22 - 11:35] </w:t>
+        <w:t xml:space="preserve"/>
       </w:r>
       <w:r>
         <w:rPr>
@@ -7611,7 +7611,7 @@
           <w:color w:val="0070C0"/>
           <w:lang w:val="es-MX" w:eastAsia="es-MX"/>
         </w:rPr>
-        <w:t xml:space="preserve">[11:36 - 11:49] </w:t>
+        <w:t xml:space="preserve"/>
       </w:r>
       <w:r>
         <w:rPr>
@@ -7636,7 +7636,7 @@
           <w:color w:val="0070C0"/>
           <w:lang w:val="es-MX" w:eastAsia="es-MX"/>
         </w:rPr>
-        <w:t xml:space="preserve">[11:49 - 11:59] </w:t>
+        <w:t xml:space="preserve"/>
       </w:r>
       <w:r>
         <w:rPr>
@@ -7661,7 +7661,7 @@
           <w:color w:val="0070C0"/>
           <w:lang w:val="es-MX" w:eastAsia="es-MX"/>
         </w:rPr>
-        <w:t xml:space="preserve">[11:59 - 12:09] </w:t>
+        <w:t xml:space="preserve"/>
       </w:r>
       <w:r>
         <w:rPr>
@@ -7686,7 +7686,7 @@
           <w:color w:val="0070C0"/>
           <w:lang w:val="es-MX" w:eastAsia="es-MX"/>
         </w:rPr>
-        <w:t xml:space="preserve">[12:10 - 12:22] </w:t>
+        <w:t xml:space="preserve"/>
       </w:r>
       <w:r>
         <w:rPr>
@@ -7711,7 +7711,7 @@
           <w:color w:val="0070C0"/>
           <w:lang w:val="es-MX" w:eastAsia="es-MX"/>
         </w:rPr>
-        <w:t xml:space="preserve">[12:22 - 12:34] </w:t>
+        <w:t xml:space="preserve"/>
       </w:r>
       <w:r>
         <w:rPr>
@@ -7736,7 +7736,7 @@
           <w:color w:val="0070C0"/>
           <w:lang w:val="es-MX" w:eastAsia="es-MX"/>
         </w:rPr>
-        <w:t xml:space="preserve">[12:34 - 12:46] </w:t>
+        <w:t xml:space="preserve"/>
       </w:r>
       <w:r>
         <w:rPr>
@@ -7761,7 +7761,7 @@
           <w:color w:val="0070C0"/>
           <w:lang w:val="es-MX" w:eastAsia="es-MX"/>
         </w:rPr>
-        <w:t xml:space="preserve">[12:46 - 12:59] </w:t>
+        <w:t xml:space="preserve"/>
       </w:r>
       <w:r>
         <w:rPr>
@@ -7816,7 +7816,7 @@
           <w:rFonts w:eastAsia="Times New Roman" w:cs="Times New Roman"/>
           <w:lang w:val="es-MX" w:eastAsia="es-MX"/>
         </w:rPr>
-        <w:t>[13:01 - 13:12] Y, bueno, esta apertura, me llamó la atención que menciona esta apertura a la crítica constructiva, que es quizás más común en otros lugares.</w:t>
+        <w:t>Y, bueno, esta apertura, me llamó la atención que menciona esta apertura a la crítica constructiva, que es quizás más común en otros lugares.</w:t>
       </w:r>
     </w:p>
     <w:p>
@@ -7834,58 +7834,58 @@
           <w:lang w:val="es-MX" w:eastAsia="es-MX"/>
         </w:rPr>
         <w:lastRenderedPageBreak/>
-        <w:t>[13:13 - 13:19] Sería el caso de otros países de América Latina. Recuerdo que hace un momento mencionaba usted Colombia, que está naciendo interesante. Interesante.</w:t>
-      </w:r>
-    </w:p>
-    <w:p>
-      <w:pPr>
-        <w:spacing w:line="240" w:lineRule="auto"/>
-        <w:jc w:val="both"/>
-        <w:rPr>
-          <w:rFonts w:eastAsia="Times New Roman" w:cs="Times New Roman"/>
-          <w:lang w:val="es-MX" w:eastAsia="es-MX"/>
-        </w:rPr>
-      </w:pPr>
-      <w:r>
-        <w:rPr>
-          <w:rFonts w:eastAsia="Times New Roman" w:cs="Times New Roman"/>
-          <w:lang w:val="es-MX" w:eastAsia="es-MX"/>
-        </w:rPr>
-        <w:t>[13:20 - 13:34] Ahí también hay eso, o sea, lo que estamos, una cosa que estamos tratando de rastrear es, ¿qué tan difícil será la colaboración al interior de la región América Latina en temas que al parecer son de interés común?</w:t>
-      </w:r>
-    </w:p>
-    <w:p>
-      <w:pPr>
-        <w:spacing w:line="240" w:lineRule="auto"/>
-        <w:jc w:val="both"/>
-        <w:rPr>
-          <w:rFonts w:eastAsia="Times New Roman" w:cs="Times New Roman"/>
-          <w:lang w:val="es-MX" w:eastAsia="es-MX"/>
-        </w:rPr>
-      </w:pPr>
-      <w:r>
-        <w:rPr>
-          <w:rFonts w:eastAsia="Times New Roman" w:cs="Times New Roman"/>
-          <w:lang w:val="es-MX" w:eastAsia="es-MX"/>
-        </w:rPr>
-        <w:t>[13:36 - 13:47] Y no hemos encontrado tanto, ¿no? Por ejemplo, el caso extremo es Brasil, que es un mundo por sí mismo. Ellos hacen muchísimas cosas, pero parece que fuera de Brasil nadie sabe lo que hacen los brasileños.</w:t>
-      </w:r>
-    </w:p>
-    <w:p>
-      <w:pPr>
-        <w:spacing w:line="240" w:lineRule="auto"/>
-        <w:jc w:val="both"/>
-        <w:rPr>
-          <w:rFonts w:eastAsia="Times New Roman" w:cs="Times New Roman"/>
-          <w:lang w:val="es-MX" w:eastAsia="es-MX"/>
-        </w:rPr>
-      </w:pPr>
-      <w:r>
-        <w:rPr>
-          <w:rFonts w:eastAsia="Times New Roman" w:cs="Times New Roman"/>
-          <w:lang w:val="es-MX" w:eastAsia="es-MX"/>
-        </w:rPr>
-        <w:t>[13:48 - 13:57] Bueno, a lo mejor el idioma es algún factor, pero no sé si hay algo más. ¿Cuál es su perspectiva sobre la posibilidad de colaboración a nivel latinoamericano?</w:t>
+        <w:t>Sería el caso de otros países de América Latina. Recuerdo que hace un momento mencionaba usted Colombia, que está naciendo interesante. Interesante.</w:t>
+      </w:r>
+    </w:p>
+    <w:p>
+      <w:pPr>
+        <w:spacing w:line="240" w:lineRule="auto"/>
+        <w:jc w:val="both"/>
+        <w:rPr>
+          <w:rFonts w:eastAsia="Times New Roman" w:cs="Times New Roman"/>
+          <w:lang w:val="es-MX" w:eastAsia="es-MX"/>
+        </w:rPr>
+      </w:pPr>
+      <w:r>
+        <w:rPr>
+          <w:rFonts w:eastAsia="Times New Roman" w:cs="Times New Roman"/>
+          <w:lang w:val="es-MX" w:eastAsia="es-MX"/>
+        </w:rPr>
+        <w:t>Ahí también hay eso, o sea, lo que estamos, una cosa que estamos tratando de rastrear es, ¿qué tan difícil será la colaboración al interior de la región América Latina en temas que al parecer son de interés común?</w:t>
+      </w:r>
+    </w:p>
+    <w:p>
+      <w:pPr>
+        <w:spacing w:line="240" w:lineRule="auto"/>
+        <w:jc w:val="both"/>
+        <w:rPr>
+          <w:rFonts w:eastAsia="Times New Roman" w:cs="Times New Roman"/>
+          <w:lang w:val="es-MX" w:eastAsia="es-MX"/>
+        </w:rPr>
+      </w:pPr>
+      <w:r>
+        <w:rPr>
+          <w:rFonts w:eastAsia="Times New Roman" w:cs="Times New Roman"/>
+          <w:lang w:val="es-MX" w:eastAsia="es-MX"/>
+        </w:rPr>
+        <w:t>Y no hemos encontrado tanto, ¿no? Por ejemplo, el caso extremo es Brasil, que es un mundo por sí mismo. Ellos hacen muchísimas cosas, pero parece que fuera de Brasil nadie sabe lo que hacen los brasileños.</w:t>
+      </w:r>
+    </w:p>
+    <w:p>
+      <w:pPr>
+        <w:spacing w:line="240" w:lineRule="auto"/>
+        <w:jc w:val="both"/>
+        <w:rPr>
+          <w:rFonts w:eastAsia="Times New Roman" w:cs="Times New Roman"/>
+          <w:lang w:val="es-MX" w:eastAsia="es-MX"/>
+        </w:rPr>
+      </w:pPr>
+      <w:r>
+        <w:rPr>
+          <w:rFonts w:eastAsia="Times New Roman" w:cs="Times New Roman"/>
+          <w:lang w:val="es-MX" w:eastAsia="es-MX"/>
+        </w:rPr>
+        <w:t>Bueno, a lo mejor el idioma es algún factor, pero no sé si hay algo más. ¿Cuál es su perspectiva sobre la posibilidad de colaboración a nivel latinoamericano?</w:t>
       </w:r>
     </w:p>
     <w:p>
@@ -7933,109 +7933,109 @@
           <w:rFonts w:eastAsia="Times New Roman" w:cs="Times New Roman"/>
           <w:lang w:val="es-MX" w:eastAsia="es-MX"/>
         </w:rPr>
-        <w:t>[13:58 - 14:08] Pues yo creo que hay mucho potencial y es cierto, creo que no se ha utilizado tanto, no se ha fomentado tanto a nivel nacional como a nivel latinoamérica.</w:t>
-      </w:r>
-    </w:p>
-    <w:p>
-      <w:pPr>
-        <w:spacing w:line="240" w:lineRule="auto"/>
-        <w:jc w:val="both"/>
-        <w:rPr>
-          <w:rFonts w:eastAsia="Times New Roman" w:cs="Times New Roman"/>
-          <w:lang w:val="es-MX" w:eastAsia="es-MX"/>
-        </w:rPr>
-      </w:pPr>
-      <w:r>
-        <w:rPr>
-          <w:rFonts w:eastAsia="Times New Roman" w:cs="Times New Roman"/>
-          <w:lang w:val="es-MX" w:eastAsia="es-MX"/>
-        </w:rPr>
-        <w:t>[14:08 - 14:19] Creo que sí es importante que haya más colaboración a nivel, como bien mencionas, de Brasil. Pues, ¿no? Conozco poco, ¿no?</w:t>
-      </w:r>
-    </w:p>
-    <w:p>
-      <w:pPr>
-        <w:spacing w:line="240" w:lineRule="auto"/>
-        <w:jc w:val="both"/>
-        <w:rPr>
-          <w:rFonts w:eastAsia="Times New Roman" w:cs="Times New Roman"/>
-          <w:lang w:val="es-MX" w:eastAsia="es-MX"/>
-        </w:rPr>
-      </w:pPr>
-      <w:r>
-        <w:rPr>
-          <w:rFonts w:eastAsia="Times New Roman" w:cs="Times New Roman"/>
-          <w:lang w:val="es-MX" w:eastAsia="es-MX"/>
-        </w:rPr>
-        <w:t>[14:20 - 14:30] Conozco de lo que se ha hecho en tema de cuidados en Uruguay porque justamente es un caso de éxito que se menciona mucho, ¿no?</w:t>
-      </w:r>
-    </w:p>
-    <w:p>
-      <w:pPr>
-        <w:spacing w:line="240" w:lineRule="auto"/>
-        <w:jc w:val="both"/>
-        <w:rPr>
-          <w:rFonts w:eastAsia="Times New Roman" w:cs="Times New Roman"/>
-          <w:lang w:val="es-MX" w:eastAsia="es-MX"/>
-        </w:rPr>
-      </w:pPr>
-      <w:r>
-        <w:rPr>
-          <w:rFonts w:eastAsia="Times New Roman" w:cs="Times New Roman"/>
-          <w:lang w:val="es-MX" w:eastAsia="es-MX"/>
-        </w:rPr>
-        <w:t>[14:30 - 14:39] A nivel, pero si no también, pues se conoce poco, ¿no? Está, está, está comexo, ¿no?</w:t>
-      </w:r>
-    </w:p>
-    <w:p>
-      <w:pPr>
-        <w:spacing w:line="240" w:lineRule="auto"/>
-        <w:jc w:val="both"/>
-        <w:rPr>
-          <w:rFonts w:eastAsia="Times New Roman" w:cs="Times New Roman"/>
-          <w:lang w:val="es-MX" w:eastAsia="es-MX"/>
-        </w:rPr>
-      </w:pPr>
-      <w:r>
-        <w:rPr>
-          <w:rFonts w:eastAsia="Times New Roman" w:cs="Times New Roman"/>
-          <w:lang w:val="es-MX" w:eastAsia="es-MX"/>
-        </w:rPr>
-        <w:t>[14:39 - 14:48] Que más o menos nos va informando de qué hacen ciertas investigadoras en Latinoamérica. Pero, ¿no?</w:t>
-      </w:r>
-    </w:p>
-    <w:p>
-      <w:pPr>
-        <w:spacing w:line="240" w:lineRule="auto"/>
-        <w:jc w:val="both"/>
-        <w:rPr>
-          <w:rFonts w:eastAsia="Times New Roman" w:cs="Times New Roman"/>
-          <w:lang w:val="es-MX" w:eastAsia="es-MX"/>
-        </w:rPr>
-      </w:pPr>
-      <w:r>
-        <w:rPr>
-          <w:rFonts w:eastAsia="Times New Roman" w:cs="Times New Roman"/>
-          <w:lang w:val="es-MX" w:eastAsia="es-MX"/>
-        </w:rPr>
-        <w:t>[14:48 - 15:00] Pero en realidad creo que sí podría haber más colaboración, ¿no? Entre investigadores, este, generar más redes y ahora, sobre todo que ahora podemos, o sea, ya no necesitamos realmente viajar, ¿no?</w:t>
-      </w:r>
-    </w:p>
-    <w:p>
-      <w:pPr>
-        <w:spacing w:line="240" w:lineRule="auto"/>
-        <w:jc w:val="both"/>
-        <w:rPr>
-          <w:rFonts w:eastAsia="Times New Roman" w:cs="Times New Roman"/>
-          <w:lang w:val="es-MX" w:eastAsia="es-MX"/>
-        </w:rPr>
-      </w:pPr>
-      <w:r>
-        <w:rPr>
-          <w:rFonts w:eastAsia="Times New Roman" w:cs="Times New Roman"/>
-          <w:lang w:val="es-MX" w:eastAsia="es-MX"/>
-        </w:rPr>
-        <w:t>[15:01 - 15:13] Podemos colaborar virtualmente, ¿no? Este, entonces yo creo que sí se puede todavía fomentar más y saber qué hacen en otros países, ¿no? Creo que sí es importante que haya más colaboración.</w:t>
+        <w:t>Pues yo creo que hay mucho potencial y es cierto, creo que no se ha utilizado tanto, no se ha fomentado tanto a nivel nacional como a nivel latinoamérica.</w:t>
+      </w:r>
+    </w:p>
+    <w:p>
+      <w:pPr>
+        <w:spacing w:line="240" w:lineRule="auto"/>
+        <w:jc w:val="both"/>
+        <w:rPr>
+          <w:rFonts w:eastAsia="Times New Roman" w:cs="Times New Roman"/>
+          <w:lang w:val="es-MX" w:eastAsia="es-MX"/>
+        </w:rPr>
+      </w:pPr>
+      <w:r>
+        <w:rPr>
+          <w:rFonts w:eastAsia="Times New Roman" w:cs="Times New Roman"/>
+          <w:lang w:val="es-MX" w:eastAsia="es-MX"/>
+        </w:rPr>
+        <w:t>Creo que sí es importante que haya más colaboración a nivel, como bien mencionas, de Brasil. Pues, ¿no? Conozco poco, ¿no?</w:t>
+      </w:r>
+    </w:p>
+    <w:p>
+      <w:pPr>
+        <w:spacing w:line="240" w:lineRule="auto"/>
+        <w:jc w:val="both"/>
+        <w:rPr>
+          <w:rFonts w:eastAsia="Times New Roman" w:cs="Times New Roman"/>
+          <w:lang w:val="es-MX" w:eastAsia="es-MX"/>
+        </w:rPr>
+      </w:pPr>
+      <w:r>
+        <w:rPr>
+          <w:rFonts w:eastAsia="Times New Roman" w:cs="Times New Roman"/>
+          <w:lang w:val="es-MX" w:eastAsia="es-MX"/>
+        </w:rPr>
+        <w:t>Conozco de lo que se ha hecho en tema de cuidados en Uruguay porque justamente es un caso de éxito que se menciona mucho, ¿no?</w:t>
+      </w:r>
+    </w:p>
+    <w:p>
+      <w:pPr>
+        <w:spacing w:line="240" w:lineRule="auto"/>
+        <w:jc w:val="both"/>
+        <w:rPr>
+          <w:rFonts w:eastAsia="Times New Roman" w:cs="Times New Roman"/>
+          <w:lang w:val="es-MX" w:eastAsia="es-MX"/>
+        </w:rPr>
+      </w:pPr>
+      <w:r>
+        <w:rPr>
+          <w:rFonts w:eastAsia="Times New Roman" w:cs="Times New Roman"/>
+          <w:lang w:val="es-MX" w:eastAsia="es-MX"/>
+        </w:rPr>
+        <w:t>A nivel, pero si no también, pues se conoce poco, ¿no? Está, está, está comexo, ¿no?</w:t>
+      </w:r>
+    </w:p>
+    <w:p>
+      <w:pPr>
+        <w:spacing w:line="240" w:lineRule="auto"/>
+        <w:jc w:val="both"/>
+        <w:rPr>
+          <w:rFonts w:eastAsia="Times New Roman" w:cs="Times New Roman"/>
+          <w:lang w:val="es-MX" w:eastAsia="es-MX"/>
+        </w:rPr>
+      </w:pPr>
+      <w:r>
+        <w:rPr>
+          <w:rFonts w:eastAsia="Times New Roman" w:cs="Times New Roman"/>
+          <w:lang w:val="es-MX" w:eastAsia="es-MX"/>
+        </w:rPr>
+        <w:t>Que más o menos nos va informando de qué hacen ciertas investigadoras en Latinoamérica. Pero, ¿no?</w:t>
+      </w:r>
+    </w:p>
+    <w:p>
+      <w:pPr>
+        <w:spacing w:line="240" w:lineRule="auto"/>
+        <w:jc w:val="both"/>
+        <w:rPr>
+          <w:rFonts w:eastAsia="Times New Roman" w:cs="Times New Roman"/>
+          <w:lang w:val="es-MX" w:eastAsia="es-MX"/>
+        </w:rPr>
+      </w:pPr>
+      <w:r>
+        <w:rPr>
+          <w:rFonts w:eastAsia="Times New Roman" w:cs="Times New Roman"/>
+          <w:lang w:val="es-MX" w:eastAsia="es-MX"/>
+        </w:rPr>
+        <w:t>Pero en realidad creo que sí podría haber más colaboración, ¿no? Entre investigadores, este, generar más redes y ahora, sobre todo que ahora podemos, o sea, ya no necesitamos realmente viajar, ¿no?</w:t>
+      </w:r>
+    </w:p>
+    <w:p>
+      <w:pPr>
+        <w:spacing w:line="240" w:lineRule="auto"/>
+        <w:jc w:val="both"/>
+        <w:rPr>
+          <w:rFonts w:eastAsia="Times New Roman" w:cs="Times New Roman"/>
+          <w:lang w:val="es-MX" w:eastAsia="es-MX"/>
+        </w:rPr>
+      </w:pPr>
+      <w:r>
+        <w:rPr>
+          <w:rFonts w:eastAsia="Times New Roman" w:cs="Times New Roman"/>
+          <w:lang w:val="es-MX" w:eastAsia="es-MX"/>
+        </w:rPr>
+        <w:t>Podemos colaborar virtualmente, ¿no? Este, entonces yo creo que sí se puede todavía fomentar más y saber qué hacen en otros países, ¿no? Creo que sí es importante que haya más colaboración.</w:t>
       </w:r>
     </w:p>
     <w:p>
@@ -8083,7 +8083,7 @@
           <w:rFonts w:eastAsia="Times New Roman" w:cs="Times New Roman"/>
           <w:lang w:val="es-MX" w:eastAsia="es-MX"/>
         </w:rPr>
-        <w:t>[15:14 - 15:25] Muchas gracias, doctor. Pues casi terminamos en la parte final. Grisel, siempre nota alguna cosa que nos esté faltando. No sé, Gris, si hay algo que quieras señalar.</w:t>
+        <w:t>Muchas gracias, doctor. Pues casi terminamos en la parte final. Grisel, siempre nota alguna cosa que nos esté faltando. No sé, Gris, si hay algo que quieras señalar.</w:t>
       </w:r>
     </w:p>
     <w:p>
@@ -8132,7 +8132,7 @@
           <w:lang w:val="es-MX" w:eastAsia="es-MX"/>
         </w:rPr>
         <w:lastRenderedPageBreak/>
-        <w:t>[15:27 - 15:39] Gracias, doctora. Pues a lo mejor si nos puede compartir cuáles son, no sé, algún seminario, congreso, conferencia que usted diga que sí vale la pena y que se está, pues, hablando un poco de esto de florecimiento humano.</w:t>
+        <w:t>Gracias, doctora. Pues a lo mejor si nos puede compartir cuáles son, no sé, algún seminario, congreso, conferencia que usted diga que sí vale la pena y que se está, pues, hablando un poco de esto de florecimiento humano.</w:t>
       </w:r>
     </w:p>
     <w:p>
@@ -8180,41 +8180,41 @@
           <w:rFonts w:eastAsia="Times New Roman" w:cs="Times New Roman"/>
           <w:lang w:val="es-MX" w:eastAsia="es-MX"/>
         </w:rPr>
-        <w:t>[15:41 - 15:51] Pues desde la perspectiva de capacidades está la conferencia de capacidades que se hace cada año, ¿no? Conferencia de capacidades. Del Human Development and Capabilities Association.</w:t>
-      </w:r>
-    </w:p>
-    <w:p>
-      <w:pPr>
-        <w:spacing w:line="240" w:lineRule="auto"/>
-        <w:jc w:val="both"/>
-        <w:rPr>
-          <w:rFonts w:eastAsia="Times New Roman" w:cs="Times New Roman"/>
-          <w:lang w:val="es-MX" w:eastAsia="es-MX"/>
-        </w:rPr>
-      </w:pPr>
-      <w:r>
-        <w:rPr>
-          <w:rFonts w:eastAsia="Times New Roman" w:cs="Times New Roman"/>
-          <w:lang w:val="es-MX" w:eastAsia="es-MX"/>
-        </w:rPr>
-        <w:t>[15:52 - 16:03] Este, yo voy mucho al de economía feminista. Va a haber una nueva red de economía feminista que está organizando la UNAM.</w:t>
-      </w:r>
-    </w:p>
-    <w:p>
-      <w:pPr>
-        <w:spacing w:line="240" w:lineRule="auto"/>
-        <w:jc w:val="both"/>
-        <w:rPr>
-          <w:rFonts w:eastAsia="Times New Roman" w:cs="Times New Roman"/>
-          <w:lang w:val="es-MX" w:eastAsia="es-MX"/>
-        </w:rPr>
-      </w:pPr>
-      <w:r>
-        <w:rPr>
-          <w:rFonts w:eastAsia="Times New Roman" w:cs="Times New Roman"/>
-          <w:lang w:val="es-MX" w:eastAsia="es-MX"/>
-        </w:rPr>
-        <w:t>[16:06 - 16:14] ¿Qué más? Pues Comexo es de ciencias sociales, ¿no? Este, Consejo Mexicano de Ciencias Sociales, creo que es. A ver, déjame checo bien.</w:t>
+        <w:t>Pues desde la perspectiva de capacidades está la conferencia de capacidades que se hace cada año, ¿no? Conferencia de capacidades. Del Human Development and Capabilities Association.</w:t>
+      </w:r>
+    </w:p>
+    <w:p>
+      <w:pPr>
+        <w:spacing w:line="240" w:lineRule="auto"/>
+        <w:jc w:val="both"/>
+        <w:rPr>
+          <w:rFonts w:eastAsia="Times New Roman" w:cs="Times New Roman"/>
+          <w:lang w:val="es-MX" w:eastAsia="es-MX"/>
+        </w:rPr>
+      </w:pPr>
+      <w:r>
+        <w:rPr>
+          <w:rFonts w:eastAsia="Times New Roman" w:cs="Times New Roman"/>
+          <w:lang w:val="es-MX" w:eastAsia="es-MX"/>
+        </w:rPr>
+        <w:t>Este, yo voy mucho al de economía feminista. Va a haber una nueva red de economía feminista que está organizando la UNAM.</w:t>
+      </w:r>
+    </w:p>
+    <w:p>
+      <w:pPr>
+        <w:spacing w:line="240" w:lineRule="auto"/>
+        <w:jc w:val="both"/>
+        <w:rPr>
+          <w:rFonts w:eastAsia="Times New Roman" w:cs="Times New Roman"/>
+          <w:lang w:val="es-MX" w:eastAsia="es-MX"/>
+        </w:rPr>
+      </w:pPr>
+      <w:r>
+        <w:rPr>
+          <w:rFonts w:eastAsia="Times New Roman" w:cs="Times New Roman"/>
+          <w:lang w:val="es-MX" w:eastAsia="es-MX"/>
+        </w:rPr>
+        <w:t>¿Qué más? Pues Comexo es de ciencias sociales, ¿no? Este, Consejo Mexicano de Ciencias Sociales, creo que es. A ver, déjame checo bien.</w:t>
       </w:r>
     </w:p>
     <w:p>
@@ -8262,7 +8262,7 @@
           <w:rFonts w:eastAsia="Times New Roman" w:cs="Times New Roman"/>
           <w:lang w:val="es-MX" w:eastAsia="es-MX"/>
         </w:rPr>
-        <w:t>[16:15 - 16:20] Creo que sí. Sí, ¿no? Creo que sí, Comexo es de ciencias sociales.</w:t>
+        <w:t>Creo que sí. Sí, ¿no? Creo que sí, Comexo es de ciencias sociales.</w:t>
       </w:r>
     </w:p>
     <w:p>
@@ -8310,75 +8310,75 @@
           <w:rFonts w:eastAsia="Times New Roman" w:cs="Times New Roman"/>
           <w:lang w:val="es-MX" w:eastAsia="es-MX"/>
         </w:rPr>
-        <w:t>[16:21 - 16:31] Ajá. Laza, también voy a Laza, pero el problema de Laza es que es tan general, tan grande, que como que uno se pierde entre tantos temas, ¿no?</w:t>
-      </w:r>
-    </w:p>
-    <w:p>
-      <w:pPr>
-        <w:spacing w:line="240" w:lineRule="auto"/>
-        <w:jc w:val="both"/>
-        <w:rPr>
-          <w:rFonts w:eastAsia="Times New Roman" w:cs="Times New Roman"/>
-          <w:lang w:val="es-MX" w:eastAsia="es-MX"/>
-        </w:rPr>
-      </w:pPr>
-      <w:r>
-        <w:rPr>
-          <w:rFonts w:eastAsia="Times New Roman" w:cs="Times New Roman"/>
-          <w:lang w:val="es-MX" w:eastAsia="es-MX"/>
-        </w:rPr>
-        <w:t>[16:31 - 16:38] Sí he conocido personas, por ejemplo, la doctora Araceli también la conocí en Laza, ¿no? Sí.</w:t>
-      </w:r>
-    </w:p>
-    <w:p>
-      <w:pPr>
-        <w:spacing w:line="240" w:lineRule="auto"/>
-        <w:jc w:val="both"/>
-        <w:rPr>
-          <w:rFonts w:eastAsia="Times New Roman" w:cs="Times New Roman"/>
-          <w:lang w:val="es-MX" w:eastAsia="es-MX"/>
-        </w:rPr>
-      </w:pPr>
-      <w:r>
-        <w:rPr>
-          <w:rFonts w:eastAsia="Times New Roman" w:cs="Times New Roman"/>
-          <w:lang w:val="es-MX" w:eastAsia="es-MX"/>
-        </w:rPr>
-        <w:t>[16:38 - 16:48] Entonces generé, pues, esta colaboración con ella, nada más de nivel seminario, de que nos platicáramos de qué está pasando en la iglesia.</w:t>
-      </w:r>
-    </w:p>
-    <w:p>
-      <w:pPr>
-        <w:spacing w:line="240" w:lineRule="auto"/>
-        <w:jc w:val="both"/>
-        <w:rPr>
-          <w:rFonts w:eastAsia="Times New Roman" w:cs="Times New Roman"/>
-          <w:lang w:val="es-MX" w:eastAsia="es-MX"/>
-        </w:rPr>
-      </w:pPr>
-      <w:r>
-        <w:rPr>
-          <w:rFonts w:eastAsia="Times New Roman" w:cs="Times New Roman"/>
-          <w:lang w:val="es-MX" w:eastAsia="es-MX"/>
-        </w:rPr>
-        <w:t>[16:51 - 17:00] a ciertos este a ciertos coloquios pero pero otras así que hablen sobre florecimiento humano</w:t>
-      </w:r>
-    </w:p>
-    <w:p>
-      <w:pPr>
-        <w:spacing w:line="240" w:lineRule="auto"/>
-        <w:jc w:val="both"/>
-        <w:rPr>
-          <w:rFonts w:eastAsia="Times New Roman" w:cs="Times New Roman"/>
-          <w:lang w:val="es-MX" w:eastAsia="es-MX"/>
-        </w:rPr>
-      </w:pPr>
-      <w:r>
-        <w:rPr>
-          <w:rFonts w:eastAsia="Times New Roman" w:cs="Times New Roman"/>
-          <w:lang w:val="es-MX" w:eastAsia="es-MX"/>
-        </w:rPr>
-        <w:t>[17:00 - 17:09] a nivel regional a nivel méxico no conozco este y si ustedes se organizan o saben de alguno me</w:t>
+        <w:t>Ajá. Laza, también voy a Laza, pero el problema de Laza es que es tan general, tan grande, que como que uno se pierde entre tantos temas, ¿no?</w:t>
+      </w:r>
+    </w:p>
+    <w:p>
+      <w:pPr>
+        <w:spacing w:line="240" w:lineRule="auto"/>
+        <w:jc w:val="both"/>
+        <w:rPr>
+          <w:rFonts w:eastAsia="Times New Roman" w:cs="Times New Roman"/>
+          <w:lang w:val="es-MX" w:eastAsia="es-MX"/>
+        </w:rPr>
+      </w:pPr>
+      <w:r>
+        <w:rPr>
+          <w:rFonts w:eastAsia="Times New Roman" w:cs="Times New Roman"/>
+          <w:lang w:val="es-MX" w:eastAsia="es-MX"/>
+        </w:rPr>
+        <w:t>Sí he conocido personas, por ejemplo, la doctora Araceli también la conocí en Laza, ¿no? Sí.</w:t>
+      </w:r>
+    </w:p>
+    <w:p>
+      <w:pPr>
+        <w:spacing w:line="240" w:lineRule="auto"/>
+        <w:jc w:val="both"/>
+        <w:rPr>
+          <w:rFonts w:eastAsia="Times New Roman" w:cs="Times New Roman"/>
+          <w:lang w:val="es-MX" w:eastAsia="es-MX"/>
+        </w:rPr>
+      </w:pPr>
+      <w:r>
+        <w:rPr>
+          <w:rFonts w:eastAsia="Times New Roman" w:cs="Times New Roman"/>
+          <w:lang w:val="es-MX" w:eastAsia="es-MX"/>
+        </w:rPr>
+        <w:t>Entonces generé, pues, esta colaboración con ella, nada más de nivel seminario, de que nos platicáramos de qué está pasando en la iglesia.</w:t>
+      </w:r>
+    </w:p>
+    <w:p>
+      <w:pPr>
+        <w:spacing w:line="240" w:lineRule="auto"/>
+        <w:jc w:val="both"/>
+        <w:rPr>
+          <w:rFonts w:eastAsia="Times New Roman" w:cs="Times New Roman"/>
+          <w:lang w:val="es-MX" w:eastAsia="es-MX"/>
+        </w:rPr>
+      </w:pPr>
+      <w:r>
+        <w:rPr>
+          <w:rFonts w:eastAsia="Times New Roman" w:cs="Times New Roman"/>
+          <w:lang w:val="es-MX" w:eastAsia="es-MX"/>
+        </w:rPr>
+        <w:t>a ciertos este a ciertos coloquios pero pero otras así que hablen sobre florecimiento humano</w:t>
+      </w:r>
+    </w:p>
+    <w:p>
+      <w:pPr>
+        <w:spacing w:line="240" w:lineRule="auto"/>
+        <w:jc w:val="both"/>
+        <w:rPr>
+          <w:rFonts w:eastAsia="Times New Roman" w:cs="Times New Roman"/>
+          <w:lang w:val="es-MX" w:eastAsia="es-MX"/>
+        </w:rPr>
+      </w:pPr>
+      <w:r>
+        <w:rPr>
+          <w:rFonts w:eastAsia="Times New Roman" w:cs="Times New Roman"/>
+          <w:lang w:val="es-MX" w:eastAsia="es-MX"/>
+        </w:rPr>
+        <w:t>a nivel regional a nivel méxico no conozco este y si ustedes se organizan o saben de alguno me</w:t>
       </w:r>
     </w:p>
     <w:p>
@@ -8426,24 +8426,24 @@
           <w:rFonts w:eastAsia="Times New Roman" w:cs="Times New Roman"/>
           <w:lang w:val="es-MX" w:eastAsia="es-MX"/>
         </w:rPr>
-        <w:t>[17:09 - 17:17] encantaría saber y participar también gracias aunque es curioso no era uno de nuestros objetivos</w:t>
-      </w:r>
-    </w:p>
-    <w:p>
-      <w:pPr>
-        <w:spacing w:line="240" w:lineRule="auto"/>
-        <w:jc w:val="both"/>
-        <w:rPr>
-          <w:rFonts w:eastAsia="Times New Roman" w:cs="Times New Roman"/>
-          <w:lang w:val="es-MX" w:eastAsia="es-MX"/>
-        </w:rPr>
-      </w:pPr>
-      <w:r>
-        <w:rPr>
-          <w:rFonts w:eastAsia="Times New Roman" w:cs="Times New Roman"/>
-          <w:lang w:val="es-MX" w:eastAsia="es-MX"/>
-        </w:rPr>
-        <w:t>[17:17 - 17:29] iniciales pero estamos viendo una gran oportunidad ahí para nosotros o quizás alguien más en colaboración quizás va a pasar algo de estos que usted acaba de mencionar me parece son todos</w:t>
+        <w:t>encantaría saber y participar también gracias aunque es curioso no era uno de nuestros objetivos</w:t>
+      </w:r>
+    </w:p>
+    <w:p>
+      <w:pPr>
+        <w:spacing w:line="240" w:lineRule="auto"/>
+        <w:jc w:val="both"/>
+        <w:rPr>
+          <w:rFonts w:eastAsia="Times New Roman" w:cs="Times New Roman"/>
+          <w:lang w:val="es-MX" w:eastAsia="es-MX"/>
+        </w:rPr>
+      </w:pPr>
+      <w:r>
+        <w:rPr>
+          <w:rFonts w:eastAsia="Times New Roman" w:cs="Times New Roman"/>
+          <w:lang w:val="es-MX" w:eastAsia="es-MX"/>
+        </w:rPr>
+        <w:t>iniciales pero estamos viendo una gran oportunidad ahí para nosotros o quizás alguien más en colaboración quizás va a pasar algo de estos que usted acaba de mencionar me parece son todos</w:t>
       </w:r>
     </w:p>
     <w:p>
@@ -8461,24 +8461,24 @@
           <w:lang w:val="es-MX" w:eastAsia="es-MX"/>
         </w:rPr>
         <w:lastRenderedPageBreak/>
-        <w:t>[17:29 - 17:39] internacionales excepto quizás conmexo que me parece que si se organiza desde méxico y esta iniciativa que suena muy interesante de economía feminista desde la unam eso serían como mexicanos</w:t>
-      </w:r>
-    </w:p>
-    <w:p>
-      <w:pPr>
-        <w:spacing w:line="240" w:lineRule="auto"/>
-        <w:jc w:val="both"/>
-        <w:rPr>
-          <w:rFonts w:eastAsia="Times New Roman" w:cs="Times New Roman"/>
-          <w:lang w:val="es-MX" w:eastAsia="es-MX"/>
-        </w:rPr>
-      </w:pPr>
-      <w:r>
-        <w:rPr>
-          <w:rFonts w:eastAsia="Times New Roman" w:cs="Times New Roman"/>
-          <w:lang w:val="es-MX" w:eastAsia="es-MX"/>
-        </w:rPr>
-        <w:t>[17:39 - 17:51] si recuerdo bien los otros son son encuentros internacionales y sólo para no darlo por sentado lasa se refiere al latinoamérica en american studies asociación verdades latinoamericanos</w:t>
+        <w:t>internacionales excepto quizás conmexo que me parece que si se organiza desde méxico y esta iniciativa que suena muy interesante de economía feminista desde la unam eso serían como mexicanos</w:t>
+      </w:r>
+    </w:p>
+    <w:p>
+      <w:pPr>
+        <w:spacing w:line="240" w:lineRule="auto"/>
+        <w:jc w:val="both"/>
+        <w:rPr>
+          <w:rFonts w:eastAsia="Times New Roman" w:cs="Times New Roman"/>
+          <w:lang w:val="es-MX" w:eastAsia="es-MX"/>
+        </w:rPr>
+      </w:pPr>
+      <w:r>
+        <w:rPr>
+          <w:rFonts w:eastAsia="Times New Roman" w:cs="Times New Roman"/>
+          <w:lang w:val="es-MX" w:eastAsia="es-MX"/>
+        </w:rPr>
+        <w:t>si recuerdo bien los otros son son encuentros internacionales y sólo para no darlo por sentado lasa se refiere al latinoamérica en american studies asociación verdades latinoamericanos</w:t>
       </w:r>
     </w:p>
     <w:p>
@@ -8526,143 +8526,143 @@
           <w:rFonts w:eastAsia="Times New Roman" w:cs="Times New Roman"/>
           <w:lang w:val="es-MX" w:eastAsia="es-MX"/>
         </w:rPr>
-        <w:t>[17:52 - 17:59] muy general porque hablan de todo digo y nos enriquece mucho de distintos estudios pero</w:t>
-      </w:r>
-    </w:p>
-    <w:p>
-      <w:pPr>
-        <w:spacing w:line="240" w:lineRule="auto"/>
-        <w:jc w:val="both"/>
-        <w:rPr>
-          <w:rFonts w:eastAsia="Times New Roman" w:cs="Times New Roman"/>
-          <w:lang w:val="es-MX" w:eastAsia="es-MX"/>
-        </w:rPr>
-      </w:pPr>
-      <w:r>
-        <w:rPr>
-          <w:rFonts w:eastAsia="Times New Roman" w:cs="Times New Roman"/>
-          <w:lang w:val="es-MX" w:eastAsia="es-MX"/>
-        </w:rPr>
-        <w:t>[17:59 - 18:09] luego son tantos paneles al mismo tiempo son de esos congresos grandototes realmente uno</w:t>
-      </w:r>
-    </w:p>
-    <w:p>
-      <w:pPr>
-        <w:spacing w:line="240" w:lineRule="auto"/>
-        <w:jc w:val="both"/>
-        <w:rPr>
-          <w:rFonts w:eastAsia="Times New Roman" w:cs="Times New Roman"/>
-          <w:lang w:val="es-MX" w:eastAsia="es-MX"/>
-        </w:rPr>
-      </w:pPr>
-      <w:r>
-        <w:rPr>
-          <w:rFonts w:eastAsia="Times New Roman" w:cs="Times New Roman"/>
-          <w:lang w:val="es-MX" w:eastAsia="es-MX"/>
-        </w:rPr>
-        <w:t>[18:09 - 18:17] más acotado al florecimiento humano al bienestar no es de calidad de vida sería la verdad de mucha utilidad</w:t>
-      </w:r>
-    </w:p>
-    <w:p>
-      <w:pPr>
-        <w:spacing w:line="240" w:lineRule="auto"/>
-        <w:jc w:val="both"/>
-        <w:rPr>
-          <w:rFonts w:eastAsia="Times New Roman" w:cs="Times New Roman"/>
-          <w:lang w:val="es-MX" w:eastAsia="es-MX"/>
-        </w:rPr>
-      </w:pPr>
-      <w:r>
-        <w:rPr>
-          <w:rFonts w:eastAsia="Times New Roman" w:cs="Times New Roman"/>
-          <w:lang w:val="es-MX" w:eastAsia="es-MX"/>
-        </w:rPr>
-        <w:t>[18:18 - 18:30] porque yo creo que si hay por ejemplo tal vez no una red formal pero si se conocen entre ellos no quienes son los que trabajan en pobreza en general los economistas entonces si me dicen rodolfo de la</w:t>
-      </w:r>
-    </w:p>
-    <w:p>
-      <w:pPr>
-        <w:spacing w:line="240" w:lineRule="auto"/>
-        <w:jc w:val="both"/>
-        <w:rPr>
-          <w:rFonts w:eastAsia="Times New Roman" w:cs="Times New Roman"/>
-          <w:lang w:val="es-MX" w:eastAsia="es-MX"/>
-        </w:rPr>
-      </w:pPr>
-      <w:r>
-        <w:rPr>
-          <w:rFonts w:eastAsia="Times New Roman" w:cs="Times New Roman"/>
-          <w:lang w:val="es-MX" w:eastAsia="es-MX"/>
-        </w:rPr>
-        <w:t>[18:30 - 18:37] torre así rodolfo de la torre está en el centro de iglesias y no sé iglesias es no me parece</w:t>
-      </w:r>
-    </w:p>
-    <w:p>
-      <w:pPr>
-        <w:spacing w:line="240" w:lineRule="auto"/>
-        <w:jc w:val="both"/>
-        <w:rPr>
-          <w:rFonts w:eastAsia="Times New Roman" w:cs="Times New Roman"/>
-          <w:lang w:val="es-MX" w:eastAsia="es-MX"/>
-        </w:rPr>
-      </w:pPr>
-      <w:r>
-        <w:rPr>
-          <w:rFonts w:eastAsia="Times New Roman" w:cs="Times New Roman"/>
-          <w:lang w:val="es-MX" w:eastAsia="es-MX"/>
-        </w:rPr>
-        <w:t>[18:38 - 18:46] perdón creo que es el centro espinosas iglesias y no sé si las iglesias y espinosas iglesias no todo el mundo lo conoce este</w:t>
-      </w:r>
-    </w:p>
-    <w:p>
-      <w:pPr>
-        <w:spacing w:line="240" w:lineRule="auto"/>
-        <w:jc w:val="both"/>
-        <w:rPr>
-          <w:rFonts w:eastAsia="Times New Roman" w:cs="Times New Roman"/>
-          <w:lang w:val="es-MX" w:eastAsia="es-MX"/>
-        </w:rPr>
-      </w:pPr>
-      <w:r>
-        <w:rPr>
-          <w:rFonts w:eastAsia="Times New Roman" w:cs="Times New Roman"/>
-          <w:lang w:val="es-MX" w:eastAsia="es-MX"/>
-        </w:rPr>
-        <w:t>[18:49 - 19:01] volví nick todo el mundo sabe quienes volví de que no es de todo el mundo sabe así sé conte pero no hay una red tal vez de personas que no son tan conocidas que también nos debemos a no por ejemplo</w:t>
-      </w:r>
-    </w:p>
-    <w:p>
-      <w:pPr>
-        <w:spacing w:line="240" w:lineRule="auto"/>
-        <w:jc w:val="both"/>
-        <w:rPr>
-          <w:rFonts w:eastAsia="Times New Roman" w:cs="Times New Roman"/>
-          <w:lang w:val="es-MX" w:eastAsia="es-MX"/>
-        </w:rPr>
-      </w:pPr>
-      <w:r>
-        <w:rPr>
-          <w:rFonts w:eastAsia="Times New Roman" w:cs="Times New Roman"/>
-          <w:lang w:val="es-MX" w:eastAsia="es-MX"/>
-        </w:rPr>
-        <w:t>[19:01 - 19:13] personas en puebla que de punto hacen investigaciones en las que si ha conocido y que no tengo su nombre a flor de piel pero he leído este artículo sobre pobreza sobre género sobre</w:t>
-      </w:r>
-    </w:p>
-    <w:p>
-      <w:pPr>
-        <w:spacing w:line="240" w:lineRule="auto"/>
-        <w:jc w:val="both"/>
-        <w:rPr>
-          <w:rFonts w:eastAsia="Times New Roman" w:cs="Times New Roman"/>
-          <w:lang w:val="es-MX" w:eastAsia="es-MX"/>
-        </w:rPr>
-      </w:pPr>
-      <w:r>
-        <w:rPr>
-          <w:rFonts w:eastAsia="Times New Roman" w:cs="Times New Roman"/>
-          <w:lang w:val="es-MX" w:eastAsia="es-MX"/>
-        </w:rPr>
-        <w:t>[19:13 - 19:23] muchas cosas que no solo involucrarían a estas personas porque son un Estadofps y algunas de personas que son como muy conocidas no esté y que podríamos también generar un diálogo y</w:t>
+        <w:t>muy general porque hablan de todo digo y nos enriquece mucho de distintos estudios pero</w:t>
+      </w:r>
+    </w:p>
+    <w:p>
+      <w:pPr>
+        <w:spacing w:line="240" w:lineRule="auto"/>
+        <w:jc w:val="both"/>
+        <w:rPr>
+          <w:rFonts w:eastAsia="Times New Roman" w:cs="Times New Roman"/>
+          <w:lang w:val="es-MX" w:eastAsia="es-MX"/>
+        </w:rPr>
+      </w:pPr>
+      <w:r>
+        <w:rPr>
+          <w:rFonts w:eastAsia="Times New Roman" w:cs="Times New Roman"/>
+          <w:lang w:val="es-MX" w:eastAsia="es-MX"/>
+        </w:rPr>
+        <w:t>luego son tantos paneles al mismo tiempo son de esos congresos grandototes realmente uno</w:t>
+      </w:r>
+    </w:p>
+    <w:p>
+      <w:pPr>
+        <w:spacing w:line="240" w:lineRule="auto"/>
+        <w:jc w:val="both"/>
+        <w:rPr>
+          <w:rFonts w:eastAsia="Times New Roman" w:cs="Times New Roman"/>
+          <w:lang w:val="es-MX" w:eastAsia="es-MX"/>
+        </w:rPr>
+      </w:pPr>
+      <w:r>
+        <w:rPr>
+          <w:rFonts w:eastAsia="Times New Roman" w:cs="Times New Roman"/>
+          <w:lang w:val="es-MX" w:eastAsia="es-MX"/>
+        </w:rPr>
+        <w:t>más acotado al florecimiento humano al bienestar no es de calidad de vida sería la verdad de mucha utilidad</w:t>
+      </w:r>
+    </w:p>
+    <w:p>
+      <w:pPr>
+        <w:spacing w:line="240" w:lineRule="auto"/>
+        <w:jc w:val="both"/>
+        <w:rPr>
+          <w:rFonts w:eastAsia="Times New Roman" w:cs="Times New Roman"/>
+          <w:lang w:val="es-MX" w:eastAsia="es-MX"/>
+        </w:rPr>
+      </w:pPr>
+      <w:r>
+        <w:rPr>
+          <w:rFonts w:eastAsia="Times New Roman" w:cs="Times New Roman"/>
+          <w:lang w:val="es-MX" w:eastAsia="es-MX"/>
+        </w:rPr>
+        <w:t>porque yo creo que si hay por ejemplo tal vez no una red formal pero si se conocen entre ellos no quienes son los que trabajan en pobreza en general los economistas entonces si me dicen rodolfo de la</w:t>
+      </w:r>
+    </w:p>
+    <w:p>
+      <w:pPr>
+        <w:spacing w:line="240" w:lineRule="auto"/>
+        <w:jc w:val="both"/>
+        <w:rPr>
+          <w:rFonts w:eastAsia="Times New Roman" w:cs="Times New Roman"/>
+          <w:lang w:val="es-MX" w:eastAsia="es-MX"/>
+        </w:rPr>
+      </w:pPr>
+      <w:r>
+        <w:rPr>
+          <w:rFonts w:eastAsia="Times New Roman" w:cs="Times New Roman"/>
+          <w:lang w:val="es-MX" w:eastAsia="es-MX"/>
+        </w:rPr>
+        <w:t>torre así rodolfo de la torre está en el centro de iglesias y no sé iglesias es no me parece</w:t>
+      </w:r>
+    </w:p>
+    <w:p>
+      <w:pPr>
+        <w:spacing w:line="240" w:lineRule="auto"/>
+        <w:jc w:val="both"/>
+        <w:rPr>
+          <w:rFonts w:eastAsia="Times New Roman" w:cs="Times New Roman"/>
+          <w:lang w:val="es-MX" w:eastAsia="es-MX"/>
+        </w:rPr>
+      </w:pPr>
+      <w:r>
+        <w:rPr>
+          <w:rFonts w:eastAsia="Times New Roman" w:cs="Times New Roman"/>
+          <w:lang w:val="es-MX" w:eastAsia="es-MX"/>
+        </w:rPr>
+        <w:t>perdón creo que es el centro espinosas iglesias y no sé si las iglesias y espinosas iglesias no todo el mundo lo conoce este</w:t>
+      </w:r>
+    </w:p>
+    <w:p>
+      <w:pPr>
+        <w:spacing w:line="240" w:lineRule="auto"/>
+        <w:jc w:val="both"/>
+        <w:rPr>
+          <w:rFonts w:eastAsia="Times New Roman" w:cs="Times New Roman"/>
+          <w:lang w:val="es-MX" w:eastAsia="es-MX"/>
+        </w:rPr>
+      </w:pPr>
+      <w:r>
+        <w:rPr>
+          <w:rFonts w:eastAsia="Times New Roman" w:cs="Times New Roman"/>
+          <w:lang w:val="es-MX" w:eastAsia="es-MX"/>
+        </w:rPr>
+        <w:t>volví nick todo el mundo sabe quienes volví de que no es de todo el mundo sabe así sé conte pero no hay una red tal vez de personas que no son tan conocidas que también nos debemos a no por ejemplo</w:t>
+      </w:r>
+    </w:p>
+    <w:p>
+      <w:pPr>
+        <w:spacing w:line="240" w:lineRule="auto"/>
+        <w:jc w:val="both"/>
+        <w:rPr>
+          <w:rFonts w:eastAsia="Times New Roman" w:cs="Times New Roman"/>
+          <w:lang w:val="es-MX" w:eastAsia="es-MX"/>
+        </w:rPr>
+      </w:pPr>
+      <w:r>
+        <w:rPr>
+          <w:rFonts w:eastAsia="Times New Roman" w:cs="Times New Roman"/>
+          <w:lang w:val="es-MX" w:eastAsia="es-MX"/>
+        </w:rPr>
+        <w:t>personas en puebla que de punto hacen investigaciones en las que si ha conocido y que no tengo su nombre a flor de piel pero he leído este artículo sobre pobreza sobre género sobre</w:t>
+      </w:r>
+    </w:p>
+    <w:p>
+      <w:pPr>
+        <w:spacing w:line="240" w:lineRule="auto"/>
+        <w:jc w:val="both"/>
+        <w:rPr>
+          <w:rFonts w:eastAsia="Times New Roman" w:cs="Times New Roman"/>
+          <w:lang w:val="es-MX" w:eastAsia="es-MX"/>
+        </w:rPr>
+      </w:pPr>
+      <w:r>
+        <w:rPr>
+          <w:rFonts w:eastAsia="Times New Roman" w:cs="Times New Roman"/>
+          <w:lang w:val="es-MX" w:eastAsia="es-MX"/>
+        </w:rPr>
+        <w:t>muchas cosas que no solo involucrarían a estas personas porque son un Estadofps y algunas de personas que son como muy conocidas no esté y que podríamos también generar un diálogo y</w:t>
       </w:r>
     </w:p>
     <w:p>
@@ -8710,7 +8710,7 @@
           <w:rFonts w:eastAsia="Times New Roman" w:cs="Times New Roman"/>
           <w:lang w:val="es-MX" w:eastAsia="es-MX"/>
         </w:rPr>
-        <w:t>[19:23 - 19:32] enriquecerlo entre todos estos autores digamos más más nuevos porque todos vemos pues justo</w:t>
+        <w:t>enriquecerlo entre todos estos autores digamos más más nuevos porque todos vemos pues justo</w:t>
       </w:r>
     </w:p>
     <w:p>
@@ -8728,126 +8728,126 @@
           <w:lang w:val="es-MX" w:eastAsia="es-MX"/>
         </w:rPr>
         <w:lastRenderedPageBreak/>
-        <w:t>[19:32 - 19:39] nuevas figuras más de alguna manera establecidas o con esta parte pero encontrar los trabajos</w:t>
-      </w:r>
-    </w:p>
-    <w:p>
-      <w:pPr>
-        <w:spacing w:line="240" w:lineRule="auto"/>
-        <w:jc w:val="both"/>
-        <w:rPr>
-          <w:rFonts w:eastAsia="Times New Roman" w:cs="Times New Roman"/>
-          <w:lang w:val="es-MX" w:eastAsia="es-MX"/>
-        </w:rPr>
-      </w:pPr>
-      <w:r>
-        <w:rPr>
-          <w:rFonts w:eastAsia="Times New Roman" w:cs="Times New Roman"/>
-          <w:lang w:val="es-MX" w:eastAsia="es-MX"/>
-        </w:rPr>
-        <w:t>[19:39 - 19:43] originales que van empezando es sumamente difícil sólo alguien que está metido en el campo puede</w:t>
-      </w:r>
-    </w:p>
-    <w:p>
-      <w:pPr>
-        <w:spacing w:line="240" w:lineRule="auto"/>
-        <w:jc w:val="both"/>
-        <w:rPr>
-          <w:rFonts w:eastAsia="Times New Roman" w:cs="Times New Roman"/>
-          <w:lang w:val="es-MX" w:eastAsia="es-MX"/>
-        </w:rPr>
-      </w:pPr>
-      <w:r>
-        <w:rPr>
-          <w:rFonts w:eastAsia="Times New Roman" w:cs="Times New Roman"/>
-          <w:lang w:val="es-MX" w:eastAsia="es-MX"/>
-        </w:rPr>
-        <w:t>[19:43 - 19:54] identificarlos de algunos de esos escríbanos doctora de esas personas bueno pues aquí</w:t>
-      </w:r>
-    </w:p>
-    <w:p>
-      <w:pPr>
-        <w:spacing w:line="240" w:lineRule="auto"/>
-        <w:jc w:val="both"/>
-        <w:rPr>
-          <w:rFonts w:eastAsia="Times New Roman" w:cs="Times New Roman"/>
-          <w:lang w:val="es-MX" w:eastAsia="es-MX"/>
-        </w:rPr>
-      </w:pPr>
-      <w:r>
-        <w:rPr>
-          <w:rFonts w:eastAsia="Times New Roman" w:cs="Times New Roman"/>
-          <w:lang w:val="es-MX" w:eastAsia="es-MX"/>
-        </w:rPr>
-        <w:t>[19:54 - 20:06] prácticamente hemos agotado la agenda lo que queríamos discutir con usted muy interesante muy rico nos ha dado muchas orientaciones muchas sugerencias de cómo abordar todo el análisis y</w:t>
-      </w:r>
-    </w:p>
-    <w:p>
-      <w:pPr>
-        <w:spacing w:line="240" w:lineRule="auto"/>
-        <w:jc w:val="both"/>
-        <w:rPr>
-          <w:rFonts w:eastAsia="Times New Roman" w:cs="Times New Roman"/>
-          <w:lang w:val="es-MX" w:eastAsia="es-MX"/>
-        </w:rPr>
-      </w:pPr>
-      <w:r>
-        <w:rPr>
-          <w:rFonts w:eastAsia="Times New Roman" w:cs="Times New Roman"/>
-          <w:lang w:val="es-MX" w:eastAsia="es-MX"/>
-        </w:rPr>
-        <w:t>[20:06 - 20:13] si está bien para ustedes estaremos compartiendo lo que vamos encontrando más o menos hacia finales del año final de octubre-marche</w:t>
-      </w:r>
-    </w:p>
-    <w:p>
-      <w:pPr>
-        <w:spacing w:line="240" w:lineRule="auto"/>
-        <w:jc w:val="both"/>
-        <w:rPr>
-          <w:rFonts w:eastAsia="Times New Roman" w:cs="Times New Roman"/>
-          <w:lang w:val="es-MX" w:eastAsia="es-MX"/>
-        </w:rPr>
-      </w:pPr>
-      <w:r>
-        <w:rPr>
-          <w:rFonts w:eastAsia="Times New Roman" w:cs="Times New Roman"/>
-          <w:lang w:val="es-MX" w:eastAsia="es-MX"/>
-        </w:rPr>
-        <w:t>[20:13 - 20:21] tenemos los primeros resultados vamos a tener un encuentro para difundir lo que hemos hallado y</w:t>
-      </w:r>
-    </w:p>
-    <w:p>
-      <w:pPr>
-        <w:spacing w:line="240" w:lineRule="auto"/>
-        <w:jc w:val="both"/>
-        <w:rPr>
-          <w:rFonts w:eastAsia="Times New Roman" w:cs="Times New Roman"/>
-          <w:lang w:val="es-MX" w:eastAsia="es-MX"/>
-        </w:rPr>
-      </w:pPr>
-      <w:r>
-        <w:rPr>
-          <w:rFonts w:eastAsia="Times New Roman" w:cs="Times New Roman"/>
-          <w:lang w:val="es-MX" w:eastAsia="es-MX"/>
-        </w:rPr>
-        <w:t>[20:21 - 20:31] donde esperamos escuchar pues mucho mucho feedback no mucha retroalimentación sobre estamos haciendo mal quizás también lo que estemos haciendo bien entonces pues con su</w:t>
-      </w:r>
-    </w:p>
-    <w:p>
-      <w:pPr>
-        <w:spacing w:line="240" w:lineRule="auto"/>
-        <w:jc w:val="both"/>
-        <w:rPr>
-          <w:rFonts w:eastAsia="Times New Roman" w:cs="Times New Roman"/>
-          <w:lang w:val="es-MX" w:eastAsia="es-MX"/>
-        </w:rPr>
-      </w:pPr>
-      <w:r>
-        <w:rPr>
-          <w:rFonts w:eastAsia="Times New Roman" w:cs="Times New Roman"/>
-          <w:lang w:val="es-MX" w:eastAsia="es-MX"/>
-        </w:rPr>
-        <w:t>[20:31 - 20:37] permiso le estaríamos avisando cómo avanzamos y ojalá nos puede acompañar o nos puede hacer</w:t>
+        <w:t>nuevas figuras más de alguna manera establecidas o con esta parte pero encontrar los trabajos</w:t>
+      </w:r>
+    </w:p>
+    <w:p>
+      <w:pPr>
+        <w:spacing w:line="240" w:lineRule="auto"/>
+        <w:jc w:val="both"/>
+        <w:rPr>
+          <w:rFonts w:eastAsia="Times New Roman" w:cs="Times New Roman"/>
+          <w:lang w:val="es-MX" w:eastAsia="es-MX"/>
+        </w:rPr>
+      </w:pPr>
+      <w:r>
+        <w:rPr>
+          <w:rFonts w:eastAsia="Times New Roman" w:cs="Times New Roman"/>
+          <w:lang w:val="es-MX" w:eastAsia="es-MX"/>
+        </w:rPr>
+        <w:t>originales que van empezando es sumamente difícil sólo alguien que está metido en el campo puede</w:t>
+      </w:r>
+    </w:p>
+    <w:p>
+      <w:pPr>
+        <w:spacing w:line="240" w:lineRule="auto"/>
+        <w:jc w:val="both"/>
+        <w:rPr>
+          <w:rFonts w:eastAsia="Times New Roman" w:cs="Times New Roman"/>
+          <w:lang w:val="es-MX" w:eastAsia="es-MX"/>
+        </w:rPr>
+      </w:pPr>
+      <w:r>
+        <w:rPr>
+          <w:rFonts w:eastAsia="Times New Roman" w:cs="Times New Roman"/>
+          <w:lang w:val="es-MX" w:eastAsia="es-MX"/>
+        </w:rPr>
+        <w:t>identificarlos de algunos de esos escríbanos doctora de esas personas bueno pues aquí</w:t>
+      </w:r>
+    </w:p>
+    <w:p>
+      <w:pPr>
+        <w:spacing w:line="240" w:lineRule="auto"/>
+        <w:jc w:val="both"/>
+        <w:rPr>
+          <w:rFonts w:eastAsia="Times New Roman" w:cs="Times New Roman"/>
+          <w:lang w:val="es-MX" w:eastAsia="es-MX"/>
+        </w:rPr>
+      </w:pPr>
+      <w:r>
+        <w:rPr>
+          <w:rFonts w:eastAsia="Times New Roman" w:cs="Times New Roman"/>
+          <w:lang w:val="es-MX" w:eastAsia="es-MX"/>
+        </w:rPr>
+        <w:t>prácticamente hemos agotado la agenda lo que queríamos discutir con usted muy interesante muy rico nos ha dado muchas orientaciones muchas sugerencias de cómo abordar todo el análisis y</w:t>
+      </w:r>
+    </w:p>
+    <w:p>
+      <w:pPr>
+        <w:spacing w:line="240" w:lineRule="auto"/>
+        <w:jc w:val="both"/>
+        <w:rPr>
+          <w:rFonts w:eastAsia="Times New Roman" w:cs="Times New Roman"/>
+          <w:lang w:val="es-MX" w:eastAsia="es-MX"/>
+        </w:rPr>
+      </w:pPr>
+      <w:r>
+        <w:rPr>
+          <w:rFonts w:eastAsia="Times New Roman" w:cs="Times New Roman"/>
+          <w:lang w:val="es-MX" w:eastAsia="es-MX"/>
+        </w:rPr>
+        <w:t>si está bien para ustedes estaremos compartiendo lo que vamos encontrando más o menos hacia finales del año final de octubre-marche</w:t>
+      </w:r>
+    </w:p>
+    <w:p>
+      <w:pPr>
+        <w:spacing w:line="240" w:lineRule="auto"/>
+        <w:jc w:val="both"/>
+        <w:rPr>
+          <w:rFonts w:eastAsia="Times New Roman" w:cs="Times New Roman"/>
+          <w:lang w:val="es-MX" w:eastAsia="es-MX"/>
+        </w:rPr>
+      </w:pPr>
+      <w:r>
+        <w:rPr>
+          <w:rFonts w:eastAsia="Times New Roman" w:cs="Times New Roman"/>
+          <w:lang w:val="es-MX" w:eastAsia="es-MX"/>
+        </w:rPr>
+        <w:t>tenemos los primeros resultados vamos a tener un encuentro para difundir lo que hemos hallado y</w:t>
+      </w:r>
+    </w:p>
+    <w:p>
+      <w:pPr>
+        <w:spacing w:line="240" w:lineRule="auto"/>
+        <w:jc w:val="both"/>
+        <w:rPr>
+          <w:rFonts w:eastAsia="Times New Roman" w:cs="Times New Roman"/>
+          <w:lang w:val="es-MX" w:eastAsia="es-MX"/>
+        </w:rPr>
+      </w:pPr>
+      <w:r>
+        <w:rPr>
+          <w:rFonts w:eastAsia="Times New Roman" w:cs="Times New Roman"/>
+          <w:lang w:val="es-MX" w:eastAsia="es-MX"/>
+        </w:rPr>
+        <w:t>donde esperamos escuchar pues mucho mucho feedback no mucha retroalimentación sobre estamos haciendo mal quizás también lo que estemos haciendo bien entonces pues con su</w:t>
+      </w:r>
+    </w:p>
+    <w:p>
+      <w:pPr>
+        <w:spacing w:line="240" w:lineRule="auto"/>
+        <w:jc w:val="both"/>
+        <w:rPr>
+          <w:rFonts w:eastAsia="Times New Roman" w:cs="Times New Roman"/>
+          <w:lang w:val="es-MX" w:eastAsia="es-MX"/>
+        </w:rPr>
+      </w:pPr>
+      <w:r>
+        <w:rPr>
+          <w:rFonts w:eastAsia="Times New Roman" w:cs="Times New Roman"/>
+          <w:lang w:val="es-MX" w:eastAsia="es-MX"/>
+        </w:rPr>
+        <w:t>permiso le estaríamos avisando cómo avanzamos y ojalá nos puede acompañar o nos puede hacer</w:t>
       </w:r>
       <w:r>
         <w:rPr>
@@ -8909,75 +8909,75 @@
           <w:rFonts w:eastAsia="Times New Roman" w:cs="Times New Roman"/>
           <w:lang w:val="es-MX" w:eastAsia="es-MX"/>
         </w:rPr>
-        <w:t>[20:37 - 20:50] claro que sí claro que sí pues este me encantaría leer los resultados y cuáles son las opiniones de otros investigadores del campo y también sus nombres si es que no si es que</w:t>
-      </w:r>
-    </w:p>
-    <w:p>
-      <w:pPr>
-        <w:spacing w:line="240" w:lineRule="auto"/>
-        <w:jc w:val="both"/>
-        <w:rPr>
-          <w:rFonts w:eastAsia="Times New Roman" w:cs="Times New Roman"/>
-          <w:lang w:val="es-MX" w:eastAsia="es-MX"/>
-        </w:rPr>
-      </w:pPr>
-      <w:r>
-        <w:rPr>
-          <w:rFonts w:eastAsia="Times New Roman" w:cs="Times New Roman"/>
-          <w:lang w:val="es-MX" w:eastAsia="es-MX"/>
-        </w:rPr>
-        <w:t>[20:50 - 20:58] los van a mencionar de hecho como fue algo que nos dimos cuenta que es muy rico que nuestra unidad de</w:t>
-      </w:r>
-    </w:p>
-    <w:p>
-      <w:pPr>
-        <w:spacing w:line="240" w:lineRule="auto"/>
-        <w:jc w:val="both"/>
-        <w:rPr>
-          <w:rFonts w:eastAsia="Times New Roman" w:cs="Times New Roman"/>
-          <w:lang w:val="es-MX" w:eastAsia="es-MX"/>
-        </w:rPr>
-      </w:pPr>
-      <w:r>
-        <w:rPr>
-          <w:rFonts w:eastAsia="Times New Roman" w:cs="Times New Roman"/>
-          <w:lang w:val="es-MX" w:eastAsia="es-MX"/>
-        </w:rPr>
-        <w:t>[20:58 - 21:09] análisis es el investigador y la verdad es que en la manera como estamos trabajando aunque sí como usted acaba de escuchar si preguntamos por los temas y las ideas y los conceptos vamos mucho</w:t>
-      </w:r>
-    </w:p>
-    <w:p>
-      <w:pPr>
-        <w:spacing w:line="240" w:lineRule="auto"/>
-        <w:jc w:val="both"/>
-        <w:rPr>
-          <w:rFonts w:eastAsia="Times New Roman" w:cs="Times New Roman"/>
-          <w:lang w:val="es-MX" w:eastAsia="es-MX"/>
-        </w:rPr>
-      </w:pPr>
-      <w:r>
-        <w:rPr>
-          <w:rFonts w:eastAsia="Times New Roman" w:cs="Times New Roman"/>
-          <w:lang w:val="es-MX" w:eastAsia="es-MX"/>
-        </w:rPr>
-        <w:t>[21:09 - 21:20] detrás de la actividad de investigación y del investigador de los futuros investigadores entonces si mucho de nuestra idea es poner a disposición una serie de recursos desde luego</w:t>
-      </w:r>
-    </w:p>
-    <w:p>
-      <w:pPr>
-        <w:spacing w:line="240" w:lineRule="auto"/>
-        <w:jc w:val="both"/>
-        <w:rPr>
-          <w:rFonts w:eastAsia="Times New Roman" w:cs="Times New Roman"/>
-          <w:lang w:val="es-MX" w:eastAsia="es-MX"/>
-        </w:rPr>
-      </w:pPr>
-      <w:r>
-        <w:rPr>
-          <w:rFonts w:eastAsia="Times New Roman" w:cs="Times New Roman"/>
-          <w:lang w:val="es-MX" w:eastAsia="es-MX"/>
-        </w:rPr>
-        <w:t>[21:20 - 21:30] de acceso abierto para poder localizar a quien está trabajando en mi tema u otro tema que no conozco pero quiero saber quién es el experto en eso así es como estamos diseñando varios de los de los</w:t>
+        <w:t>claro que sí claro que sí pues este me encantaría leer los resultados y cuáles son las opiniones de otros investigadores del campo y también sus nombres si es que no si es que</w:t>
+      </w:r>
+    </w:p>
+    <w:p>
+      <w:pPr>
+        <w:spacing w:line="240" w:lineRule="auto"/>
+        <w:jc w:val="both"/>
+        <w:rPr>
+          <w:rFonts w:eastAsia="Times New Roman" w:cs="Times New Roman"/>
+          <w:lang w:val="es-MX" w:eastAsia="es-MX"/>
+        </w:rPr>
+      </w:pPr>
+      <w:r>
+        <w:rPr>
+          <w:rFonts w:eastAsia="Times New Roman" w:cs="Times New Roman"/>
+          <w:lang w:val="es-MX" w:eastAsia="es-MX"/>
+        </w:rPr>
+        <w:t>los van a mencionar de hecho como fue algo que nos dimos cuenta que es muy rico que nuestra unidad de</w:t>
+      </w:r>
+    </w:p>
+    <w:p>
+      <w:pPr>
+        <w:spacing w:line="240" w:lineRule="auto"/>
+        <w:jc w:val="both"/>
+        <w:rPr>
+          <w:rFonts w:eastAsia="Times New Roman" w:cs="Times New Roman"/>
+          <w:lang w:val="es-MX" w:eastAsia="es-MX"/>
+        </w:rPr>
+      </w:pPr>
+      <w:r>
+        <w:rPr>
+          <w:rFonts w:eastAsia="Times New Roman" w:cs="Times New Roman"/>
+          <w:lang w:val="es-MX" w:eastAsia="es-MX"/>
+        </w:rPr>
+        <w:t>análisis es el investigador y la verdad es que en la manera como estamos trabajando aunque sí como usted acaba de escuchar si preguntamos por los temas y las ideas y los conceptos vamos mucho</w:t>
+      </w:r>
+    </w:p>
+    <w:p>
+      <w:pPr>
+        <w:spacing w:line="240" w:lineRule="auto"/>
+        <w:jc w:val="both"/>
+        <w:rPr>
+          <w:rFonts w:eastAsia="Times New Roman" w:cs="Times New Roman"/>
+          <w:lang w:val="es-MX" w:eastAsia="es-MX"/>
+        </w:rPr>
+      </w:pPr>
+      <w:r>
+        <w:rPr>
+          <w:rFonts w:eastAsia="Times New Roman" w:cs="Times New Roman"/>
+          <w:lang w:val="es-MX" w:eastAsia="es-MX"/>
+        </w:rPr>
+        <w:t>detrás de la actividad de investigación y del investigador de los futuros investigadores entonces si mucho de nuestra idea es poner a disposición una serie de recursos desde luego</w:t>
+      </w:r>
+    </w:p>
+    <w:p>
+      <w:pPr>
+        <w:spacing w:line="240" w:lineRule="auto"/>
+        <w:jc w:val="both"/>
+        <w:rPr>
+          <w:rFonts w:eastAsia="Times New Roman" w:cs="Times New Roman"/>
+          <w:lang w:val="es-MX" w:eastAsia="es-MX"/>
+        </w:rPr>
+      </w:pPr>
+      <w:r>
+        <w:rPr>
+          <w:rFonts w:eastAsia="Times New Roman" w:cs="Times New Roman"/>
+          <w:lang w:val="es-MX" w:eastAsia="es-MX"/>
+        </w:rPr>
+        <w:t>de acceso abierto para poder localizar a quien está trabajando en mi tema u otro tema que no conozco pero quiero saber quién es el experto en eso así es como estamos diseñando varios de los de los</w:t>
       </w:r>
     </w:p>
     <w:p>
@@ -8995,7 +8995,7 @@
           <w:lang w:val="es-MX" w:eastAsia="es-MX"/>
         </w:rPr>
         <w:lastRenderedPageBreak/>
-        <w:t>[21:30 - 21:43] productos que queremos poner no al alcance ahora que hay tantas posibilidades gracias a internet y aplicaciones estamos haciendo algunas cosas así que permitan facilitar la búsqueda de autores y de trabajos y de lugares</w:t>
+        <w:t>productos que queremos poner no al alcance ahora que hay tantas posibilidades gracias a internet y aplicaciones estamos haciendo algunas cosas así que permitan facilitar la búsqueda de autores y de trabajos y de lugares</w:t>
       </w:r>
     </w:p>
     <w:p>
@@ -9043,41 +9043,41 @@
           <w:rFonts w:eastAsia="Times New Roman" w:cs="Times New Roman"/>
           <w:lang w:val="es-MX" w:eastAsia="es-MX"/>
         </w:rPr>
-        <w:t>[21:43 - 21:49] entonces bueno pues esperamos compartirles eso pronto bueno pues muchísimas gracias muchas gracias</w:t>
-      </w:r>
-    </w:p>
-    <w:p>
-      <w:pPr>
-        <w:spacing w:line="240" w:lineRule="auto"/>
-        <w:jc w:val="both"/>
-        <w:rPr>
-          <w:rFonts w:eastAsia="Times New Roman" w:cs="Times New Roman"/>
-          <w:lang w:val="es-MX" w:eastAsia="es-MX"/>
-        </w:rPr>
-      </w:pPr>
-      <w:r>
-        <w:rPr>
-          <w:rFonts w:eastAsia="Times New Roman" w:cs="Times New Roman"/>
-          <w:lang w:val="es-MX" w:eastAsia="es-MX"/>
-        </w:rPr>
-        <w:t>[21:49 - 22:00] reflexionar mucho no una vez es cuando hace entrevistas no este dice ahí le voy a no es el tiempo de otras personas pero uno también reflexiona cuando le hacen las preguntas</w:t>
-      </w:r>
-    </w:p>
-    <w:p>
-      <w:pPr>
-        <w:spacing w:line="240" w:lineRule="auto"/>
-        <w:jc w:val="both"/>
-        <w:rPr>
-          <w:rFonts w:eastAsia="Times New Roman" w:cs="Times New Roman"/>
-          <w:lang w:val="es-MX" w:eastAsia="es-MX"/>
-        </w:rPr>
-      </w:pPr>
-      <w:r>
-        <w:rPr>
-          <w:rFonts w:eastAsia="Times New Roman" w:cs="Times New Roman"/>
-          <w:lang w:val="es-MX" w:eastAsia="es-MX"/>
-        </w:rPr>
-        <w:t>[22:00 - 22:04] entonces también es enriquecedor para uno muchas gracias doctora eso es muy lindo de su parte que</w:t>
+        <w:t>entonces bueno pues esperamos compartirles eso pronto bueno pues muchísimas gracias muchas gracias</w:t>
+      </w:r>
+    </w:p>
+    <w:p>
+      <w:pPr>
+        <w:spacing w:line="240" w:lineRule="auto"/>
+        <w:jc w:val="both"/>
+        <w:rPr>
+          <w:rFonts w:eastAsia="Times New Roman" w:cs="Times New Roman"/>
+          <w:lang w:val="es-MX" w:eastAsia="es-MX"/>
+        </w:rPr>
+      </w:pPr>
+      <w:r>
+        <w:rPr>
+          <w:rFonts w:eastAsia="Times New Roman" w:cs="Times New Roman"/>
+          <w:lang w:val="es-MX" w:eastAsia="es-MX"/>
+        </w:rPr>
+        <w:t>reflexionar mucho no una vez es cuando hace entrevistas no este dice ahí le voy a no es el tiempo de otras personas pero uno también reflexiona cuando le hacen las preguntas</w:t>
+      </w:r>
+    </w:p>
+    <w:p>
+      <w:pPr>
+        <w:spacing w:line="240" w:lineRule="auto"/>
+        <w:jc w:val="both"/>
+        <w:rPr>
+          <w:rFonts w:eastAsia="Times New Roman" w:cs="Times New Roman"/>
+          <w:lang w:val="es-MX" w:eastAsia="es-MX"/>
+        </w:rPr>
+      </w:pPr>
+      <w:r>
+        <w:rPr>
+          <w:rFonts w:eastAsia="Times New Roman" w:cs="Times New Roman"/>
+          <w:lang w:val="es-MX" w:eastAsia="es-MX"/>
+        </w:rPr>
+        <w:t>entonces también es enriquecedor para uno muchas gracias doctora eso es muy lindo de su parte que</w:t>
       </w:r>
     </w:p>
     <w:p>
